--- a/baocao.docx
+++ b/baocao.docx
@@ -41336,9 +41336,1692 @@
     </w:p>
     <w:p>
       <w:pPr>
+        <w:pStyle w:val="NOIDUNG"/>
+      </w:pPr>
+      <w:bookmarkStart w:id="12" w:name="_Toc240914011"/>
+      <w:proofErr w:type="spellStart"/>
+      <w:r>
+        <w:t>Hệ</w:t>
+      </w:r>
+      <w:proofErr w:type="spellEnd"/>
+      <w:r>
+        <w:t xml:space="preserve"> </w:t>
+      </w:r>
+      <w:proofErr w:type="spellStart"/>
+      <w:r>
+        <w:t>thống</w:t>
+      </w:r>
+      <w:proofErr w:type="spellEnd"/>
+      <w:r>
+        <w:t xml:space="preserve"> </w:t>
+      </w:r>
+      <w:proofErr w:type="spellStart"/>
+      <w:r>
+        <w:t>được</w:t>
+      </w:r>
+      <w:proofErr w:type="spellEnd"/>
+      <w:r>
+        <w:t xml:space="preserve"> </w:t>
+      </w:r>
+      <w:proofErr w:type="spellStart"/>
+      <w:r>
+        <w:t>xây</w:t>
+      </w:r>
+      <w:proofErr w:type="spellEnd"/>
+      <w:r>
+        <w:t xml:space="preserve"> </w:t>
+      </w:r>
+      <w:proofErr w:type="spellStart"/>
+      <w:r>
+        <w:t>dựng</w:t>
+      </w:r>
+      <w:proofErr w:type="spellEnd"/>
+      <w:r>
+        <w:t xml:space="preserve"> </w:t>
+      </w:r>
+      <w:proofErr w:type="spellStart"/>
+      <w:r>
+        <w:t>nhằm</w:t>
+      </w:r>
+      <w:proofErr w:type="spellEnd"/>
+      <w:r>
+        <w:t xml:space="preserve"> </w:t>
+      </w:r>
+      <w:proofErr w:type="spellStart"/>
+      <w:r>
+        <w:t>đáp</w:t>
+      </w:r>
+      <w:proofErr w:type="spellEnd"/>
+      <w:r>
+        <w:t xml:space="preserve"> </w:t>
+      </w:r>
+      <w:proofErr w:type="spellStart"/>
+      <w:r>
+        <w:t>ứng</w:t>
+      </w:r>
+      <w:proofErr w:type="spellEnd"/>
+      <w:r>
+        <w:t xml:space="preserve"> </w:t>
+      </w:r>
+      <w:proofErr w:type="spellStart"/>
+      <w:r>
+        <w:t>nhu</w:t>
+      </w:r>
+      <w:proofErr w:type="spellEnd"/>
+      <w:r>
+        <w:t xml:space="preserve"> </w:t>
+      </w:r>
+      <w:proofErr w:type="spellStart"/>
+      <w:r>
+        <w:t>cầu</w:t>
+      </w:r>
+      <w:proofErr w:type="spellEnd"/>
+      <w:r>
+        <w:t xml:space="preserve"> </w:t>
+      </w:r>
+      <w:proofErr w:type="spellStart"/>
+      <w:r>
+        <w:t>quản</w:t>
+      </w:r>
+      <w:proofErr w:type="spellEnd"/>
+      <w:r>
+        <w:t xml:space="preserve"> </w:t>
+      </w:r>
+      <w:proofErr w:type="spellStart"/>
+      <w:r>
+        <w:t>lý</w:t>
+      </w:r>
+      <w:proofErr w:type="spellEnd"/>
+      <w:r>
+        <w:t xml:space="preserve"> </w:t>
+      </w:r>
+      <w:proofErr w:type="spellStart"/>
+      <w:r>
+        <w:t>và</w:t>
+      </w:r>
+      <w:proofErr w:type="spellEnd"/>
+      <w:r>
+        <w:t xml:space="preserve"> </w:t>
+      </w:r>
+      <w:proofErr w:type="spellStart"/>
+      <w:r>
+        <w:t>kinh</w:t>
+      </w:r>
+      <w:proofErr w:type="spellEnd"/>
+      <w:r>
+        <w:t xml:space="preserve"> </w:t>
+      </w:r>
+      <w:proofErr w:type="spellStart"/>
+      <w:r>
+        <w:t>doanh</w:t>
+      </w:r>
+      <w:proofErr w:type="spellEnd"/>
+      <w:r>
+        <w:t xml:space="preserve"> </w:t>
+      </w:r>
+      <w:proofErr w:type="spellStart"/>
+      <w:r>
+        <w:t>sản</w:t>
+      </w:r>
+      <w:proofErr w:type="spellEnd"/>
+      <w:r>
+        <w:t xml:space="preserve"> </w:t>
+      </w:r>
+      <w:proofErr w:type="spellStart"/>
+      <w:r>
+        <w:t>phẩm</w:t>
+      </w:r>
+      <w:proofErr w:type="spellEnd"/>
+      <w:r>
+        <w:t xml:space="preserve"> </w:t>
+      </w:r>
+      <w:proofErr w:type="spellStart"/>
+      <w:r>
+        <w:t>trực</w:t>
+      </w:r>
+      <w:proofErr w:type="spellEnd"/>
+      <w:r>
+        <w:t xml:space="preserve"> </w:t>
+      </w:r>
+      <w:proofErr w:type="spellStart"/>
+      <w:r>
+        <w:t>tuyến</w:t>
+      </w:r>
+      <w:proofErr w:type="spellEnd"/>
+      <w:r>
+        <w:t xml:space="preserve">, </w:t>
+      </w:r>
+      <w:proofErr w:type="spellStart"/>
+      <w:r>
+        <w:t>giúp</w:t>
+      </w:r>
+      <w:proofErr w:type="spellEnd"/>
+      <w:r>
+        <w:t xml:space="preserve"> </w:t>
+      </w:r>
+      <w:proofErr w:type="spellStart"/>
+      <w:r>
+        <w:t>cửa</w:t>
+      </w:r>
+      <w:proofErr w:type="spellEnd"/>
+      <w:r>
+        <w:t xml:space="preserve"> </w:t>
+      </w:r>
+      <w:proofErr w:type="spellStart"/>
+      <w:r>
+        <w:t>hàng</w:t>
+      </w:r>
+      <w:proofErr w:type="spellEnd"/>
+      <w:r>
+        <w:t xml:space="preserve"> </w:t>
+      </w:r>
+      <w:proofErr w:type="spellStart"/>
+      <w:r>
+        <w:t>đưa</w:t>
+      </w:r>
+      <w:proofErr w:type="spellEnd"/>
+      <w:r>
+        <w:t xml:space="preserve"> </w:t>
+      </w:r>
+      <w:proofErr w:type="spellStart"/>
+      <w:r>
+        <w:t>các</w:t>
+      </w:r>
+      <w:proofErr w:type="spellEnd"/>
+      <w:r>
+        <w:t xml:space="preserve"> </w:t>
+      </w:r>
+      <w:proofErr w:type="spellStart"/>
+      <w:r>
+        <w:t>sản</w:t>
+      </w:r>
+      <w:proofErr w:type="spellEnd"/>
+      <w:r>
+        <w:t xml:space="preserve"> </w:t>
+      </w:r>
+      <w:proofErr w:type="spellStart"/>
+      <w:r>
+        <w:t>phẩm</w:t>
+      </w:r>
+      <w:proofErr w:type="spellEnd"/>
+      <w:r>
+        <w:t xml:space="preserve"> </w:t>
+      </w:r>
+      <w:proofErr w:type="spellStart"/>
+      <w:r>
+        <w:t>lên</w:t>
+      </w:r>
+      <w:proofErr w:type="spellEnd"/>
+      <w:r>
+        <w:t xml:space="preserve"> </w:t>
+      </w:r>
+      <w:proofErr w:type="spellStart"/>
+      <w:r>
+        <w:t>môi</w:t>
+      </w:r>
+      <w:proofErr w:type="spellEnd"/>
+      <w:r>
+        <w:t xml:space="preserve"> </w:t>
+      </w:r>
+      <w:proofErr w:type="spellStart"/>
+      <w:r>
+        <w:t>trường</w:t>
+      </w:r>
+      <w:proofErr w:type="spellEnd"/>
+      <w:r>
+        <w:t xml:space="preserve"> Internet </w:t>
+      </w:r>
+      <w:proofErr w:type="spellStart"/>
+      <w:r>
+        <w:t>và</w:t>
+      </w:r>
+      <w:proofErr w:type="spellEnd"/>
+      <w:r>
+        <w:t xml:space="preserve"> </w:t>
+      </w:r>
+      <w:proofErr w:type="spellStart"/>
+      <w:r>
+        <w:t>hỗ</w:t>
+      </w:r>
+      <w:proofErr w:type="spellEnd"/>
+      <w:r>
+        <w:t xml:space="preserve"> </w:t>
+      </w:r>
+      <w:proofErr w:type="spellStart"/>
+      <w:r>
+        <w:t>trợ</w:t>
+      </w:r>
+      <w:proofErr w:type="spellEnd"/>
+      <w:r>
+        <w:t xml:space="preserve"> </w:t>
+      </w:r>
+      <w:proofErr w:type="spellStart"/>
+      <w:r>
+        <w:t>khách</w:t>
+      </w:r>
+      <w:proofErr w:type="spellEnd"/>
+      <w:r>
+        <w:t xml:space="preserve"> </w:t>
+      </w:r>
+      <w:proofErr w:type="spellStart"/>
+      <w:r>
+        <w:t>hàng</w:t>
+      </w:r>
+      <w:proofErr w:type="spellEnd"/>
+      <w:r>
+        <w:t xml:space="preserve"> </w:t>
+      </w:r>
+      <w:proofErr w:type="spellStart"/>
+      <w:r>
+        <w:t>thực</w:t>
+      </w:r>
+      <w:proofErr w:type="spellEnd"/>
+      <w:r>
+        <w:t xml:space="preserve"> </w:t>
+      </w:r>
+      <w:proofErr w:type="spellStart"/>
+      <w:r>
+        <w:t>hiện</w:t>
+      </w:r>
+      <w:proofErr w:type="spellEnd"/>
+      <w:r>
+        <w:t xml:space="preserve"> </w:t>
+      </w:r>
+      <w:proofErr w:type="spellStart"/>
+      <w:r>
+        <w:t>quá</w:t>
+      </w:r>
+      <w:proofErr w:type="spellEnd"/>
+      <w:r>
+        <w:t xml:space="preserve"> </w:t>
+      </w:r>
+      <w:proofErr w:type="spellStart"/>
+      <w:r>
+        <w:t>trình</w:t>
+      </w:r>
+      <w:proofErr w:type="spellEnd"/>
+      <w:r>
+        <w:t xml:space="preserve"> </w:t>
+      </w:r>
+      <w:proofErr w:type="spellStart"/>
+      <w:r>
+        <w:t>mua</w:t>
+      </w:r>
+      <w:proofErr w:type="spellEnd"/>
+      <w:r>
+        <w:t xml:space="preserve"> </w:t>
+      </w:r>
+      <w:proofErr w:type="spellStart"/>
+      <w:r>
+        <w:t>sắm</w:t>
+      </w:r>
+      <w:proofErr w:type="spellEnd"/>
+      <w:r>
+        <w:t xml:space="preserve"> </w:t>
+      </w:r>
+      <w:proofErr w:type="spellStart"/>
+      <w:r>
+        <w:t>một</w:t>
+      </w:r>
+      <w:proofErr w:type="spellEnd"/>
+      <w:r>
+        <w:t xml:space="preserve"> </w:t>
+      </w:r>
+      <w:proofErr w:type="spellStart"/>
+      <w:r>
+        <w:t>cách</w:t>
+      </w:r>
+      <w:proofErr w:type="spellEnd"/>
+      <w:r>
+        <w:t xml:space="preserve"> </w:t>
+      </w:r>
+      <w:proofErr w:type="spellStart"/>
+      <w:r>
+        <w:t>thuận</w:t>
+      </w:r>
+      <w:proofErr w:type="spellEnd"/>
+      <w:r>
+        <w:t xml:space="preserve"> </w:t>
+      </w:r>
+      <w:proofErr w:type="spellStart"/>
+      <w:r>
+        <w:t>tiện</w:t>
+      </w:r>
+      <w:proofErr w:type="spellEnd"/>
+      <w:r>
+        <w:t>.</w:t>
+      </w:r>
+    </w:p>
+    <w:p>
+      <w:pPr>
+        <w:pStyle w:val="NOIDUNG"/>
+      </w:pPr>
+      <w:proofErr w:type="spellStart"/>
+      <w:r>
+        <w:t>K</w:t>
+      </w:r>
+      <w:r>
+        <w:t>hách</w:t>
+      </w:r>
+      <w:proofErr w:type="spellEnd"/>
+      <w:r>
+        <w:t xml:space="preserve"> </w:t>
+      </w:r>
+      <w:proofErr w:type="spellStart"/>
+      <w:r>
+        <w:t>hàng</w:t>
+      </w:r>
+      <w:proofErr w:type="spellEnd"/>
+      <w:r>
+        <w:t xml:space="preserve"> </w:t>
+      </w:r>
+      <w:proofErr w:type="spellStart"/>
+      <w:r>
+        <w:t>có</w:t>
+      </w:r>
+      <w:proofErr w:type="spellEnd"/>
+      <w:r>
+        <w:t xml:space="preserve"> </w:t>
+      </w:r>
+      <w:proofErr w:type="spellStart"/>
+      <w:r>
+        <w:t>thể</w:t>
+      </w:r>
+      <w:proofErr w:type="spellEnd"/>
+      <w:r>
+        <w:t xml:space="preserve"> </w:t>
+      </w:r>
+      <w:proofErr w:type="spellStart"/>
+      <w:r>
+        <w:t>đăng</w:t>
+      </w:r>
+      <w:proofErr w:type="spellEnd"/>
+      <w:r>
+        <w:t xml:space="preserve"> </w:t>
+      </w:r>
+      <w:proofErr w:type="spellStart"/>
+      <w:r>
+        <w:t>ký</w:t>
+      </w:r>
+      <w:proofErr w:type="spellEnd"/>
+      <w:r>
+        <w:t xml:space="preserve"> </w:t>
+      </w:r>
+      <w:proofErr w:type="spellStart"/>
+      <w:r>
+        <w:t>tài</w:t>
+      </w:r>
+      <w:proofErr w:type="spellEnd"/>
+      <w:r>
+        <w:t xml:space="preserve"> </w:t>
+      </w:r>
+      <w:proofErr w:type="spellStart"/>
+      <w:r>
+        <w:t>khoản</w:t>
+      </w:r>
+      <w:proofErr w:type="spellEnd"/>
+      <w:r>
+        <w:t xml:space="preserve"> </w:t>
+      </w:r>
+      <w:proofErr w:type="spellStart"/>
+      <w:r>
+        <w:t>và</w:t>
+      </w:r>
+      <w:proofErr w:type="spellEnd"/>
+      <w:r>
+        <w:t xml:space="preserve"> </w:t>
+      </w:r>
+      <w:proofErr w:type="spellStart"/>
+      <w:r>
+        <w:t>đăng</w:t>
+      </w:r>
+      <w:proofErr w:type="spellEnd"/>
+      <w:r>
+        <w:t xml:space="preserve"> </w:t>
+      </w:r>
+      <w:proofErr w:type="spellStart"/>
+      <w:r>
+        <w:t>nhập</w:t>
+      </w:r>
+      <w:proofErr w:type="spellEnd"/>
+      <w:r>
+        <w:t xml:space="preserve"> </w:t>
+      </w:r>
+      <w:proofErr w:type="spellStart"/>
+      <w:r>
+        <w:t>để</w:t>
+      </w:r>
+      <w:proofErr w:type="spellEnd"/>
+      <w:r>
+        <w:t xml:space="preserve"> </w:t>
+      </w:r>
+      <w:proofErr w:type="spellStart"/>
+      <w:r>
+        <w:t>sử</w:t>
+      </w:r>
+      <w:proofErr w:type="spellEnd"/>
+      <w:r>
+        <w:t xml:space="preserve"> </w:t>
+      </w:r>
+      <w:proofErr w:type="spellStart"/>
+      <w:r>
+        <w:t>dụng</w:t>
+      </w:r>
+      <w:proofErr w:type="spellEnd"/>
+      <w:r>
+        <w:t xml:space="preserve"> </w:t>
+      </w:r>
+      <w:proofErr w:type="spellStart"/>
+      <w:r>
+        <w:t>đầy</w:t>
+      </w:r>
+      <w:proofErr w:type="spellEnd"/>
+      <w:r>
+        <w:t xml:space="preserve"> </w:t>
+      </w:r>
+      <w:proofErr w:type="spellStart"/>
+      <w:r>
+        <w:t>đủ</w:t>
+      </w:r>
+      <w:proofErr w:type="spellEnd"/>
+      <w:r>
+        <w:t xml:space="preserve"> </w:t>
+      </w:r>
+      <w:proofErr w:type="spellStart"/>
+      <w:r>
+        <w:t>các</w:t>
+      </w:r>
+      <w:proofErr w:type="spellEnd"/>
+      <w:r>
+        <w:t xml:space="preserve"> </w:t>
+      </w:r>
+      <w:proofErr w:type="spellStart"/>
+      <w:r>
+        <w:t>chức</w:t>
+      </w:r>
+      <w:proofErr w:type="spellEnd"/>
+      <w:r>
+        <w:t xml:space="preserve"> </w:t>
+      </w:r>
+      <w:proofErr w:type="spellStart"/>
+      <w:r>
+        <w:t>năng</w:t>
+      </w:r>
+      <w:proofErr w:type="spellEnd"/>
+      <w:r>
+        <w:t xml:space="preserve"> </w:t>
+      </w:r>
+      <w:proofErr w:type="spellStart"/>
+      <w:r>
+        <w:t>mua</w:t>
+      </w:r>
+      <w:proofErr w:type="spellEnd"/>
+      <w:r>
+        <w:t xml:space="preserve"> </w:t>
+      </w:r>
+      <w:proofErr w:type="spellStart"/>
+      <w:r>
+        <w:t>sắm</w:t>
+      </w:r>
+      <w:proofErr w:type="spellEnd"/>
+      <w:r>
+        <w:t xml:space="preserve">. </w:t>
+      </w:r>
+      <w:proofErr w:type="spellStart"/>
+      <w:r>
+        <w:t>Hệ</w:t>
+      </w:r>
+      <w:proofErr w:type="spellEnd"/>
+      <w:r>
+        <w:t xml:space="preserve"> </w:t>
+      </w:r>
+      <w:proofErr w:type="spellStart"/>
+      <w:r>
+        <w:t>thống</w:t>
+      </w:r>
+      <w:proofErr w:type="spellEnd"/>
+      <w:r>
+        <w:t xml:space="preserve"> </w:t>
+      </w:r>
+      <w:proofErr w:type="spellStart"/>
+      <w:r>
+        <w:t>cung</w:t>
+      </w:r>
+      <w:proofErr w:type="spellEnd"/>
+      <w:r>
+        <w:t xml:space="preserve"> </w:t>
+      </w:r>
+      <w:proofErr w:type="spellStart"/>
+      <w:r>
+        <w:t>cấp</w:t>
+      </w:r>
+      <w:proofErr w:type="spellEnd"/>
+      <w:r>
+        <w:t xml:space="preserve"> </w:t>
+      </w:r>
+      <w:proofErr w:type="spellStart"/>
+      <w:r>
+        <w:t>danh</w:t>
+      </w:r>
+      <w:proofErr w:type="spellEnd"/>
+      <w:r>
+        <w:t xml:space="preserve"> </w:t>
+      </w:r>
+      <w:proofErr w:type="spellStart"/>
+      <w:r>
+        <w:t>sách</w:t>
+      </w:r>
+      <w:proofErr w:type="spellEnd"/>
+      <w:r>
+        <w:t xml:space="preserve"> </w:t>
+      </w:r>
+      <w:proofErr w:type="spellStart"/>
+      <w:r>
+        <w:t>sản</w:t>
+      </w:r>
+      <w:proofErr w:type="spellEnd"/>
+      <w:r>
+        <w:t xml:space="preserve"> </w:t>
+      </w:r>
+      <w:proofErr w:type="spellStart"/>
+      <w:r>
+        <w:t>phẩm</w:t>
+      </w:r>
+      <w:proofErr w:type="spellEnd"/>
+      <w:r>
+        <w:t xml:space="preserve"> </w:t>
+      </w:r>
+      <w:proofErr w:type="spellStart"/>
+      <w:r>
+        <w:t>được</w:t>
+      </w:r>
+      <w:proofErr w:type="spellEnd"/>
+      <w:r>
+        <w:t xml:space="preserve"> </w:t>
+      </w:r>
+      <w:proofErr w:type="spellStart"/>
+      <w:r>
+        <w:t>phân</w:t>
+      </w:r>
+      <w:proofErr w:type="spellEnd"/>
+      <w:r>
+        <w:t xml:space="preserve"> </w:t>
+      </w:r>
+      <w:proofErr w:type="spellStart"/>
+      <w:r>
+        <w:t>loại</w:t>
+      </w:r>
+      <w:proofErr w:type="spellEnd"/>
+      <w:r>
+        <w:t xml:space="preserve"> </w:t>
+      </w:r>
+      <w:proofErr w:type="spellStart"/>
+      <w:r>
+        <w:t>theo</w:t>
+      </w:r>
+      <w:proofErr w:type="spellEnd"/>
+      <w:r>
+        <w:t xml:space="preserve"> </w:t>
+      </w:r>
+      <w:proofErr w:type="spellStart"/>
+      <w:r>
+        <w:t>từng</w:t>
+      </w:r>
+      <w:proofErr w:type="spellEnd"/>
+      <w:r>
+        <w:t xml:space="preserve"> </w:t>
+      </w:r>
+      <w:proofErr w:type="spellStart"/>
+      <w:r>
+        <w:t>danh</w:t>
+      </w:r>
+      <w:proofErr w:type="spellEnd"/>
+      <w:r>
+        <w:t xml:space="preserve"> </w:t>
+      </w:r>
+      <w:proofErr w:type="spellStart"/>
+      <w:r>
+        <w:t>mục</w:t>
+      </w:r>
+      <w:proofErr w:type="spellEnd"/>
+      <w:r>
+        <w:t xml:space="preserve">, </w:t>
+      </w:r>
+      <w:proofErr w:type="spellStart"/>
+      <w:r>
+        <w:t>giúp</w:t>
+      </w:r>
+      <w:proofErr w:type="spellEnd"/>
+      <w:r>
+        <w:t xml:space="preserve"> </w:t>
+      </w:r>
+      <w:proofErr w:type="spellStart"/>
+      <w:r>
+        <w:t>khách</w:t>
+      </w:r>
+      <w:proofErr w:type="spellEnd"/>
+      <w:r>
+        <w:t xml:space="preserve"> </w:t>
+      </w:r>
+      <w:proofErr w:type="spellStart"/>
+      <w:r>
+        <w:t>hàng</w:t>
+      </w:r>
+      <w:proofErr w:type="spellEnd"/>
+      <w:r>
+        <w:t xml:space="preserve"> </w:t>
+      </w:r>
+      <w:proofErr w:type="spellStart"/>
+      <w:r>
+        <w:t>dễ</w:t>
+      </w:r>
+      <w:proofErr w:type="spellEnd"/>
+      <w:r>
+        <w:t xml:space="preserve"> </w:t>
+      </w:r>
+      <w:proofErr w:type="spellStart"/>
+      <w:r>
+        <w:t>dàng</w:t>
+      </w:r>
+      <w:proofErr w:type="spellEnd"/>
+      <w:r>
+        <w:t xml:space="preserve"> </w:t>
+      </w:r>
+      <w:proofErr w:type="spellStart"/>
+      <w:r>
+        <w:t>tìm</w:t>
+      </w:r>
+      <w:proofErr w:type="spellEnd"/>
+      <w:r>
+        <w:t xml:space="preserve"> </w:t>
+      </w:r>
+      <w:proofErr w:type="spellStart"/>
+      <w:r>
+        <w:t>kiếm</w:t>
+      </w:r>
+      <w:proofErr w:type="spellEnd"/>
+      <w:r>
+        <w:t xml:space="preserve"> </w:t>
+      </w:r>
+      <w:proofErr w:type="spellStart"/>
+      <w:r>
+        <w:t>sản</w:t>
+      </w:r>
+      <w:proofErr w:type="spellEnd"/>
+      <w:r>
+        <w:t xml:space="preserve"> </w:t>
+      </w:r>
+      <w:proofErr w:type="spellStart"/>
+      <w:r>
+        <w:t>phẩm</w:t>
+      </w:r>
+      <w:proofErr w:type="spellEnd"/>
+      <w:r>
+        <w:t xml:space="preserve"> </w:t>
+      </w:r>
+      <w:proofErr w:type="spellStart"/>
+      <w:r>
+        <w:t>phù</w:t>
+      </w:r>
+      <w:proofErr w:type="spellEnd"/>
+      <w:r>
+        <w:t xml:space="preserve"> </w:t>
+      </w:r>
+      <w:proofErr w:type="spellStart"/>
+      <w:r>
+        <w:t>hợp</w:t>
+      </w:r>
+      <w:proofErr w:type="spellEnd"/>
+      <w:r>
+        <w:t>.</w:t>
+      </w:r>
+      <w:r>
+        <w:t xml:space="preserve"> </w:t>
+      </w:r>
+      <w:proofErr w:type="spellStart"/>
+      <w:r>
+        <w:t>Khách</w:t>
+      </w:r>
+      <w:proofErr w:type="spellEnd"/>
+      <w:r>
+        <w:t xml:space="preserve"> </w:t>
+      </w:r>
+      <w:proofErr w:type="spellStart"/>
+      <w:r>
+        <w:t>hàng</w:t>
+      </w:r>
+      <w:proofErr w:type="spellEnd"/>
+      <w:r>
+        <w:t xml:space="preserve"> </w:t>
+      </w:r>
+      <w:proofErr w:type="spellStart"/>
+      <w:r>
+        <w:t>có</w:t>
+      </w:r>
+      <w:proofErr w:type="spellEnd"/>
+      <w:r>
+        <w:t xml:space="preserve"> </w:t>
+      </w:r>
+      <w:proofErr w:type="spellStart"/>
+      <w:r>
+        <w:t>thể</w:t>
+      </w:r>
+      <w:proofErr w:type="spellEnd"/>
+      <w:r>
+        <w:t xml:space="preserve"> </w:t>
+      </w:r>
+      <w:proofErr w:type="spellStart"/>
+      <w:r>
+        <w:t>sử</w:t>
+      </w:r>
+      <w:proofErr w:type="spellEnd"/>
+      <w:r>
+        <w:t xml:space="preserve"> </w:t>
+      </w:r>
+      <w:proofErr w:type="spellStart"/>
+      <w:r>
+        <w:t>dụng</w:t>
+      </w:r>
+      <w:proofErr w:type="spellEnd"/>
+      <w:r>
+        <w:t xml:space="preserve"> </w:t>
+      </w:r>
+      <w:proofErr w:type="spellStart"/>
+      <w:r>
+        <w:t>chức</w:t>
+      </w:r>
+      <w:proofErr w:type="spellEnd"/>
+      <w:r>
+        <w:t xml:space="preserve"> </w:t>
+      </w:r>
+      <w:proofErr w:type="spellStart"/>
+      <w:r>
+        <w:t>năng</w:t>
+      </w:r>
+      <w:proofErr w:type="spellEnd"/>
+      <w:r>
+        <w:t xml:space="preserve"> </w:t>
+      </w:r>
+      <w:proofErr w:type="spellStart"/>
+      <w:r>
+        <w:t>tìm</w:t>
+      </w:r>
+      <w:proofErr w:type="spellEnd"/>
+      <w:r>
+        <w:t xml:space="preserve"> </w:t>
+      </w:r>
+      <w:proofErr w:type="spellStart"/>
+      <w:r>
+        <w:t>kiếm</w:t>
+      </w:r>
+      <w:proofErr w:type="spellEnd"/>
+      <w:r>
+        <w:t xml:space="preserve">, </w:t>
+      </w:r>
+      <w:proofErr w:type="spellStart"/>
+      <w:r>
+        <w:t>lọc</w:t>
+      </w:r>
+      <w:proofErr w:type="spellEnd"/>
+      <w:r>
+        <w:t xml:space="preserve"> </w:t>
+      </w:r>
+      <w:proofErr w:type="spellStart"/>
+      <w:r>
+        <w:t>và</w:t>
+      </w:r>
+      <w:proofErr w:type="spellEnd"/>
+      <w:r>
+        <w:t xml:space="preserve"> </w:t>
+      </w:r>
+      <w:proofErr w:type="spellStart"/>
+      <w:r>
+        <w:t>sắp</w:t>
+      </w:r>
+      <w:proofErr w:type="spellEnd"/>
+      <w:r>
+        <w:t xml:space="preserve"> </w:t>
+      </w:r>
+      <w:proofErr w:type="spellStart"/>
+      <w:r>
+        <w:t>xếp</w:t>
+      </w:r>
+      <w:proofErr w:type="spellEnd"/>
+      <w:r>
+        <w:t xml:space="preserve"> </w:t>
+      </w:r>
+      <w:proofErr w:type="spellStart"/>
+      <w:r>
+        <w:t>sản</w:t>
+      </w:r>
+      <w:proofErr w:type="spellEnd"/>
+      <w:r>
+        <w:t xml:space="preserve"> </w:t>
+      </w:r>
+      <w:proofErr w:type="spellStart"/>
+      <w:r>
+        <w:t>phẩm</w:t>
+      </w:r>
+      <w:proofErr w:type="spellEnd"/>
+      <w:r>
+        <w:t xml:space="preserve"> </w:t>
+      </w:r>
+      <w:proofErr w:type="spellStart"/>
+      <w:r>
+        <w:t>để</w:t>
+      </w:r>
+      <w:proofErr w:type="spellEnd"/>
+      <w:r>
+        <w:t xml:space="preserve"> </w:t>
+      </w:r>
+      <w:proofErr w:type="spellStart"/>
+      <w:r>
+        <w:t>nhanh</w:t>
+      </w:r>
+      <w:proofErr w:type="spellEnd"/>
+      <w:r>
+        <w:t xml:space="preserve"> </w:t>
+      </w:r>
+      <w:proofErr w:type="spellStart"/>
+      <w:r>
+        <w:t>chóng</w:t>
+      </w:r>
+      <w:proofErr w:type="spellEnd"/>
+      <w:r>
+        <w:t xml:space="preserve"> </w:t>
+      </w:r>
+      <w:proofErr w:type="spellStart"/>
+      <w:r>
+        <w:t>tìm</w:t>
+      </w:r>
+      <w:proofErr w:type="spellEnd"/>
+      <w:r>
+        <w:t xml:space="preserve"> </w:t>
+      </w:r>
+      <w:proofErr w:type="spellStart"/>
+      <w:r>
+        <w:t>được</w:t>
+      </w:r>
+      <w:proofErr w:type="spellEnd"/>
+      <w:r>
+        <w:t xml:space="preserve"> </w:t>
+      </w:r>
+      <w:proofErr w:type="spellStart"/>
+      <w:r>
+        <w:t>sản</w:t>
+      </w:r>
+      <w:proofErr w:type="spellEnd"/>
+      <w:r>
+        <w:t xml:space="preserve"> </w:t>
+      </w:r>
+      <w:proofErr w:type="spellStart"/>
+      <w:r>
+        <w:t>phẩm</w:t>
+      </w:r>
+      <w:proofErr w:type="spellEnd"/>
+      <w:r>
+        <w:t xml:space="preserve"> </w:t>
+      </w:r>
+      <w:proofErr w:type="spellStart"/>
+      <w:r>
+        <w:t>mong</w:t>
+      </w:r>
+      <w:proofErr w:type="spellEnd"/>
+      <w:r>
+        <w:t xml:space="preserve"> </w:t>
+      </w:r>
+      <w:proofErr w:type="spellStart"/>
+      <w:r>
+        <w:t>muốn</w:t>
+      </w:r>
+      <w:proofErr w:type="spellEnd"/>
+      <w:r>
+        <w:t>.</w:t>
+      </w:r>
+      <w:r>
+        <w:t xml:space="preserve"> </w:t>
+      </w:r>
+      <w:proofErr w:type="spellStart"/>
+      <w:r>
+        <w:t>C</w:t>
+      </w:r>
+      <w:r>
+        <w:t>ó</w:t>
+      </w:r>
+      <w:proofErr w:type="spellEnd"/>
+      <w:r>
+        <w:t xml:space="preserve"> </w:t>
+      </w:r>
+      <w:proofErr w:type="spellStart"/>
+      <w:r>
+        <w:t>thể</w:t>
+      </w:r>
+      <w:proofErr w:type="spellEnd"/>
+      <w:r>
+        <w:t xml:space="preserve"> </w:t>
+      </w:r>
+      <w:proofErr w:type="spellStart"/>
+      <w:r>
+        <w:t>thêm</w:t>
+      </w:r>
+      <w:proofErr w:type="spellEnd"/>
+      <w:r>
+        <w:t xml:space="preserve"> </w:t>
+      </w:r>
+      <w:proofErr w:type="spellStart"/>
+      <w:r>
+        <w:t>sản</w:t>
+      </w:r>
+      <w:proofErr w:type="spellEnd"/>
+      <w:r>
+        <w:t xml:space="preserve"> </w:t>
+      </w:r>
+      <w:proofErr w:type="spellStart"/>
+      <w:r>
+        <w:t>phẩm</w:t>
+      </w:r>
+      <w:proofErr w:type="spellEnd"/>
+      <w:r>
+        <w:t xml:space="preserve"> </w:t>
+      </w:r>
+      <w:proofErr w:type="spellStart"/>
+      <w:r>
+        <w:t>vào</w:t>
+      </w:r>
+      <w:proofErr w:type="spellEnd"/>
+      <w:r>
+        <w:t xml:space="preserve"> </w:t>
+      </w:r>
+      <w:proofErr w:type="spellStart"/>
+      <w:r>
+        <w:t>giỏ</w:t>
+      </w:r>
+      <w:proofErr w:type="spellEnd"/>
+      <w:r>
+        <w:t xml:space="preserve"> </w:t>
+      </w:r>
+      <w:proofErr w:type="spellStart"/>
+      <w:r>
+        <w:t>hàng</w:t>
+      </w:r>
+      <w:proofErr w:type="spellEnd"/>
+      <w:r>
+        <w:t xml:space="preserve">, </w:t>
+      </w:r>
+      <w:proofErr w:type="spellStart"/>
+      <w:r>
+        <w:t>thay</w:t>
+      </w:r>
+      <w:proofErr w:type="spellEnd"/>
+      <w:r>
+        <w:t xml:space="preserve"> </w:t>
+      </w:r>
+      <w:proofErr w:type="spellStart"/>
+      <w:r>
+        <w:t>đổi</w:t>
+      </w:r>
+      <w:proofErr w:type="spellEnd"/>
+      <w:r>
+        <w:t xml:space="preserve"> </w:t>
+      </w:r>
+      <w:proofErr w:type="spellStart"/>
+      <w:r>
+        <w:t>số</w:t>
+      </w:r>
+      <w:proofErr w:type="spellEnd"/>
+      <w:r>
+        <w:t xml:space="preserve"> </w:t>
+      </w:r>
+      <w:proofErr w:type="spellStart"/>
+      <w:r>
+        <w:t>lượng</w:t>
+      </w:r>
+      <w:proofErr w:type="spellEnd"/>
+      <w:r>
+        <w:t xml:space="preserve"> </w:t>
+      </w:r>
+      <w:proofErr w:type="spellStart"/>
+      <w:r>
+        <w:t>hoặc</w:t>
+      </w:r>
+      <w:proofErr w:type="spellEnd"/>
+      <w:r>
+        <w:t xml:space="preserve"> </w:t>
+      </w:r>
+      <w:proofErr w:type="spellStart"/>
+      <w:r>
+        <w:t>xóa</w:t>
+      </w:r>
+      <w:proofErr w:type="spellEnd"/>
+      <w:r>
+        <w:t xml:space="preserve"> </w:t>
+      </w:r>
+      <w:proofErr w:type="spellStart"/>
+      <w:r>
+        <w:t>sản</w:t>
+      </w:r>
+      <w:proofErr w:type="spellEnd"/>
+      <w:r>
+        <w:t xml:space="preserve"> </w:t>
+      </w:r>
+      <w:proofErr w:type="spellStart"/>
+      <w:r>
+        <w:t>phẩm</w:t>
+      </w:r>
+      <w:proofErr w:type="spellEnd"/>
+      <w:r>
+        <w:t xml:space="preserve"> </w:t>
+      </w:r>
+      <w:proofErr w:type="spellStart"/>
+      <w:r>
+        <w:t>không</w:t>
+      </w:r>
+      <w:proofErr w:type="spellEnd"/>
+      <w:r>
+        <w:t xml:space="preserve"> </w:t>
+      </w:r>
+      <w:proofErr w:type="spellStart"/>
+      <w:r>
+        <w:t>muốn</w:t>
+      </w:r>
+      <w:proofErr w:type="spellEnd"/>
+      <w:r>
+        <w:t xml:space="preserve"> </w:t>
+      </w:r>
+      <w:proofErr w:type="spellStart"/>
+      <w:r>
+        <w:t>mua</w:t>
+      </w:r>
+      <w:proofErr w:type="spellEnd"/>
+      <w:r>
+        <w:t>.</w:t>
+      </w:r>
+    </w:p>
+    <w:p>
+      <w:pPr>
+        <w:pStyle w:val="NOIDUNG"/>
+      </w:pPr>
+      <w:proofErr w:type="spellStart"/>
+      <w:r>
+        <w:t>Bên</w:t>
+      </w:r>
+      <w:proofErr w:type="spellEnd"/>
+      <w:r>
+        <w:t xml:space="preserve"> </w:t>
+      </w:r>
+      <w:proofErr w:type="spellStart"/>
+      <w:r>
+        <w:t>cạnh</w:t>
+      </w:r>
+      <w:proofErr w:type="spellEnd"/>
+      <w:r>
+        <w:t xml:space="preserve"> </w:t>
+      </w:r>
+      <w:proofErr w:type="spellStart"/>
+      <w:r>
+        <w:t>các</w:t>
+      </w:r>
+      <w:proofErr w:type="spellEnd"/>
+      <w:r>
+        <w:t xml:space="preserve"> </w:t>
+      </w:r>
+      <w:proofErr w:type="spellStart"/>
+      <w:r>
+        <w:t>chức</w:t>
+      </w:r>
+      <w:proofErr w:type="spellEnd"/>
+      <w:r>
+        <w:t xml:space="preserve"> </w:t>
+      </w:r>
+      <w:proofErr w:type="spellStart"/>
+      <w:r>
+        <w:t>năng</w:t>
+      </w:r>
+      <w:proofErr w:type="spellEnd"/>
+      <w:r>
+        <w:t xml:space="preserve"> </w:t>
+      </w:r>
+      <w:proofErr w:type="spellStart"/>
+      <w:r>
+        <w:t>dành</w:t>
+      </w:r>
+      <w:proofErr w:type="spellEnd"/>
+      <w:r>
+        <w:t xml:space="preserve"> </w:t>
+      </w:r>
+      <w:proofErr w:type="spellStart"/>
+      <w:r>
+        <w:t>cho</w:t>
+      </w:r>
+      <w:proofErr w:type="spellEnd"/>
+      <w:r>
+        <w:t xml:space="preserve"> </w:t>
+      </w:r>
+      <w:proofErr w:type="spellStart"/>
+      <w:r>
+        <w:t>khách</w:t>
+      </w:r>
+      <w:proofErr w:type="spellEnd"/>
+      <w:r>
+        <w:t xml:space="preserve"> </w:t>
+      </w:r>
+      <w:proofErr w:type="spellStart"/>
+      <w:r>
+        <w:t>hàng</w:t>
+      </w:r>
+      <w:proofErr w:type="spellEnd"/>
+      <w:r>
+        <w:t xml:space="preserve">, </w:t>
+      </w:r>
+      <w:proofErr w:type="spellStart"/>
+      <w:r>
+        <w:t>hệ</w:t>
+      </w:r>
+      <w:proofErr w:type="spellEnd"/>
+      <w:r>
+        <w:t xml:space="preserve"> </w:t>
+      </w:r>
+      <w:proofErr w:type="spellStart"/>
+      <w:r>
+        <w:t>thống</w:t>
+      </w:r>
+      <w:proofErr w:type="spellEnd"/>
+      <w:r>
+        <w:t xml:space="preserve"> </w:t>
+      </w:r>
+      <w:proofErr w:type="spellStart"/>
+      <w:r>
+        <w:t>cung</w:t>
+      </w:r>
+      <w:proofErr w:type="spellEnd"/>
+      <w:r>
+        <w:t xml:space="preserve"> </w:t>
+      </w:r>
+      <w:proofErr w:type="spellStart"/>
+      <w:r>
+        <w:t>cấp</w:t>
+      </w:r>
+      <w:proofErr w:type="spellEnd"/>
+      <w:r>
+        <w:t xml:space="preserve"> </w:t>
+      </w:r>
+      <w:proofErr w:type="spellStart"/>
+      <w:r>
+        <w:t>các</w:t>
+      </w:r>
+      <w:proofErr w:type="spellEnd"/>
+      <w:r>
+        <w:t xml:space="preserve"> </w:t>
+      </w:r>
+      <w:proofErr w:type="spellStart"/>
+      <w:r>
+        <w:t>chức</w:t>
+      </w:r>
+      <w:proofErr w:type="spellEnd"/>
+      <w:r>
+        <w:t xml:space="preserve"> </w:t>
+      </w:r>
+      <w:proofErr w:type="spellStart"/>
+      <w:r>
+        <w:t>năng</w:t>
+      </w:r>
+      <w:proofErr w:type="spellEnd"/>
+      <w:r>
+        <w:t xml:space="preserve"> </w:t>
+      </w:r>
+      <w:proofErr w:type="spellStart"/>
+      <w:r>
+        <w:t>quản</w:t>
+      </w:r>
+      <w:proofErr w:type="spellEnd"/>
+      <w:r>
+        <w:t xml:space="preserve"> </w:t>
+      </w:r>
+      <w:proofErr w:type="spellStart"/>
+      <w:r>
+        <w:t>lý</w:t>
+      </w:r>
+      <w:proofErr w:type="spellEnd"/>
+      <w:r>
+        <w:t xml:space="preserve"> </w:t>
+      </w:r>
+      <w:proofErr w:type="spellStart"/>
+      <w:r>
+        <w:t>dành</w:t>
+      </w:r>
+      <w:proofErr w:type="spellEnd"/>
+      <w:r>
+        <w:t xml:space="preserve"> </w:t>
+      </w:r>
+      <w:proofErr w:type="spellStart"/>
+      <w:r>
+        <w:t>cho</w:t>
+      </w:r>
+      <w:proofErr w:type="spellEnd"/>
+      <w:r>
+        <w:t xml:space="preserve"> </w:t>
+      </w:r>
+      <w:proofErr w:type="spellStart"/>
+      <w:r>
+        <w:t>người</w:t>
+      </w:r>
+      <w:proofErr w:type="spellEnd"/>
+      <w:r>
+        <w:t xml:space="preserve"> </w:t>
+      </w:r>
+      <w:proofErr w:type="spellStart"/>
+      <w:r>
+        <w:t>quản</w:t>
+      </w:r>
+      <w:proofErr w:type="spellEnd"/>
+      <w:r>
+        <w:t xml:space="preserve"> </w:t>
+      </w:r>
+      <w:proofErr w:type="spellStart"/>
+      <w:r>
+        <w:t>trị</w:t>
+      </w:r>
+      <w:proofErr w:type="spellEnd"/>
+      <w:r>
+        <w:t xml:space="preserve"> </w:t>
+      </w:r>
+      <w:proofErr w:type="spellStart"/>
+      <w:r>
+        <w:t>nhằm</w:t>
+      </w:r>
+      <w:proofErr w:type="spellEnd"/>
+      <w:r>
+        <w:t xml:space="preserve"> </w:t>
+      </w:r>
+      <w:proofErr w:type="spellStart"/>
+      <w:r>
+        <w:t>quản</w:t>
+      </w:r>
+      <w:proofErr w:type="spellEnd"/>
+      <w:r>
+        <w:t xml:space="preserve"> </w:t>
+      </w:r>
+      <w:proofErr w:type="spellStart"/>
+      <w:r>
+        <w:t>lý</w:t>
+      </w:r>
+      <w:proofErr w:type="spellEnd"/>
+      <w:r>
+        <w:t xml:space="preserve"> </w:t>
+      </w:r>
+      <w:proofErr w:type="spellStart"/>
+      <w:r>
+        <w:t>sản</w:t>
+      </w:r>
+      <w:proofErr w:type="spellEnd"/>
+      <w:r>
+        <w:t xml:space="preserve"> </w:t>
+      </w:r>
+      <w:proofErr w:type="spellStart"/>
+      <w:r>
+        <w:t>phẩm</w:t>
+      </w:r>
+      <w:proofErr w:type="spellEnd"/>
+      <w:r>
+        <w:t xml:space="preserve">, </w:t>
+      </w:r>
+      <w:proofErr w:type="spellStart"/>
+      <w:r>
+        <w:t>danh</w:t>
+      </w:r>
+      <w:proofErr w:type="spellEnd"/>
+      <w:r>
+        <w:t xml:space="preserve"> </w:t>
+      </w:r>
+      <w:proofErr w:type="spellStart"/>
+      <w:r>
+        <w:t>mục</w:t>
+      </w:r>
+      <w:proofErr w:type="spellEnd"/>
+      <w:r>
+        <w:t xml:space="preserve"> </w:t>
+      </w:r>
+      <w:proofErr w:type="spellStart"/>
+      <w:r>
+        <w:t>sản</w:t>
+      </w:r>
+      <w:proofErr w:type="spellEnd"/>
+      <w:r>
+        <w:t xml:space="preserve"> </w:t>
+      </w:r>
+      <w:proofErr w:type="spellStart"/>
+      <w:r>
+        <w:t>phẩm</w:t>
+      </w:r>
+      <w:proofErr w:type="spellEnd"/>
+      <w:r>
+        <w:t xml:space="preserve">, </w:t>
+      </w:r>
+      <w:proofErr w:type="spellStart"/>
+      <w:r>
+        <w:t>khách</w:t>
+      </w:r>
+      <w:proofErr w:type="spellEnd"/>
+      <w:r>
+        <w:t xml:space="preserve"> </w:t>
+      </w:r>
+      <w:proofErr w:type="spellStart"/>
+      <w:r>
+        <w:t>hàng</w:t>
+      </w:r>
+      <w:proofErr w:type="spellEnd"/>
+      <w:r>
+        <w:t xml:space="preserve">, </w:t>
+      </w:r>
+      <w:proofErr w:type="spellStart"/>
+      <w:r>
+        <w:t>đơn</w:t>
+      </w:r>
+      <w:proofErr w:type="spellEnd"/>
+      <w:r>
+        <w:t xml:space="preserve"> </w:t>
+      </w:r>
+      <w:proofErr w:type="spellStart"/>
+      <w:r>
+        <w:t>hàng</w:t>
+      </w:r>
+      <w:proofErr w:type="spellEnd"/>
+      <w:r>
+        <w:t xml:space="preserve"> </w:t>
+      </w:r>
+      <w:proofErr w:type="spellStart"/>
+      <w:r>
+        <w:t>và</w:t>
+      </w:r>
+      <w:proofErr w:type="spellEnd"/>
+      <w:r>
+        <w:t xml:space="preserve"> </w:t>
+      </w:r>
+      <w:proofErr w:type="spellStart"/>
+      <w:r>
+        <w:t>theo</w:t>
+      </w:r>
+      <w:proofErr w:type="spellEnd"/>
+      <w:r>
+        <w:t xml:space="preserve"> </w:t>
+      </w:r>
+      <w:proofErr w:type="spellStart"/>
+      <w:r>
+        <w:t>dõi</w:t>
+      </w:r>
+      <w:proofErr w:type="spellEnd"/>
+      <w:r>
+        <w:t xml:space="preserve"> </w:t>
+      </w:r>
+      <w:proofErr w:type="spellStart"/>
+      <w:r>
+        <w:t>tình</w:t>
+      </w:r>
+      <w:proofErr w:type="spellEnd"/>
+      <w:r>
+        <w:t xml:space="preserve"> </w:t>
+      </w:r>
+      <w:proofErr w:type="spellStart"/>
+      <w:r>
+        <w:t>trạng</w:t>
+      </w:r>
+      <w:proofErr w:type="spellEnd"/>
+      <w:r>
+        <w:t xml:space="preserve"> </w:t>
+      </w:r>
+      <w:proofErr w:type="spellStart"/>
+      <w:r>
+        <w:t>xử</w:t>
+      </w:r>
+      <w:proofErr w:type="spellEnd"/>
+      <w:r>
+        <w:t xml:space="preserve"> </w:t>
+      </w:r>
+      <w:proofErr w:type="spellStart"/>
+      <w:r>
+        <w:t>lý</w:t>
+      </w:r>
+      <w:proofErr w:type="spellEnd"/>
+      <w:r>
+        <w:t xml:space="preserve"> </w:t>
+      </w:r>
+      <w:proofErr w:type="spellStart"/>
+      <w:r>
+        <w:t>đơn</w:t>
+      </w:r>
+      <w:proofErr w:type="spellEnd"/>
+      <w:r>
+        <w:t xml:space="preserve"> </w:t>
+      </w:r>
+      <w:proofErr w:type="spellStart"/>
+      <w:r>
+        <w:t>hàng</w:t>
+      </w:r>
+      <w:proofErr w:type="spellEnd"/>
+      <w:r>
+        <w:t xml:space="preserve">. </w:t>
+      </w:r>
+      <w:proofErr w:type="spellStart"/>
+      <w:r>
+        <w:t>Hệ</w:t>
+      </w:r>
+      <w:proofErr w:type="spellEnd"/>
+      <w:r>
+        <w:t xml:space="preserve"> </w:t>
+      </w:r>
+      <w:proofErr w:type="spellStart"/>
+      <w:r>
+        <w:t>thống</w:t>
+      </w:r>
+      <w:proofErr w:type="spellEnd"/>
+      <w:r>
+        <w:t xml:space="preserve"> </w:t>
+      </w:r>
+      <w:proofErr w:type="spellStart"/>
+      <w:r>
+        <w:t>giúp</w:t>
+      </w:r>
+      <w:proofErr w:type="spellEnd"/>
+      <w:r>
+        <w:t xml:space="preserve"> </w:t>
+      </w:r>
+      <w:proofErr w:type="spellStart"/>
+      <w:r>
+        <w:t>quá</w:t>
+      </w:r>
+      <w:proofErr w:type="spellEnd"/>
+      <w:r>
+        <w:t xml:space="preserve"> </w:t>
+      </w:r>
+      <w:proofErr w:type="spellStart"/>
+      <w:r>
+        <w:t>trình</w:t>
+      </w:r>
+      <w:proofErr w:type="spellEnd"/>
+      <w:r>
+        <w:t xml:space="preserve"> </w:t>
+      </w:r>
+      <w:proofErr w:type="spellStart"/>
+      <w:r>
+        <w:t>kinh</w:t>
+      </w:r>
+      <w:proofErr w:type="spellEnd"/>
+      <w:r>
+        <w:t xml:space="preserve"> </w:t>
+      </w:r>
+      <w:proofErr w:type="spellStart"/>
+      <w:r>
+        <w:t>doanh</w:t>
+      </w:r>
+      <w:proofErr w:type="spellEnd"/>
+      <w:r>
+        <w:t xml:space="preserve"> </w:t>
+      </w:r>
+      <w:proofErr w:type="spellStart"/>
+      <w:r>
+        <w:t>được</w:t>
+      </w:r>
+      <w:proofErr w:type="spellEnd"/>
+      <w:r>
+        <w:t xml:space="preserve"> </w:t>
+      </w:r>
+      <w:proofErr w:type="spellStart"/>
+      <w:r>
+        <w:t>thực</w:t>
+      </w:r>
+      <w:proofErr w:type="spellEnd"/>
+      <w:r>
+        <w:t xml:space="preserve"> </w:t>
+      </w:r>
+      <w:proofErr w:type="spellStart"/>
+      <w:r>
+        <w:t>hiện</w:t>
+      </w:r>
+      <w:proofErr w:type="spellEnd"/>
+      <w:r>
+        <w:t xml:space="preserve"> </w:t>
+      </w:r>
+      <w:proofErr w:type="spellStart"/>
+      <w:r>
+        <w:t>tập</w:t>
+      </w:r>
+      <w:proofErr w:type="spellEnd"/>
+      <w:r>
+        <w:t xml:space="preserve"> </w:t>
+      </w:r>
+      <w:proofErr w:type="spellStart"/>
+      <w:r>
+        <w:t>trung</w:t>
+      </w:r>
+      <w:proofErr w:type="spellEnd"/>
+      <w:r>
+        <w:t xml:space="preserve">, </w:t>
+      </w:r>
+      <w:proofErr w:type="spellStart"/>
+      <w:r>
+        <w:t>thuận</w:t>
+      </w:r>
+      <w:proofErr w:type="spellEnd"/>
+      <w:r>
+        <w:t xml:space="preserve"> </w:t>
+      </w:r>
+      <w:proofErr w:type="spellStart"/>
+      <w:r>
+        <w:t>tiện</w:t>
+      </w:r>
+      <w:proofErr w:type="spellEnd"/>
+      <w:r>
+        <w:t xml:space="preserve">, </w:t>
+      </w:r>
+      <w:proofErr w:type="spellStart"/>
+      <w:r>
+        <w:t>giảm</w:t>
+      </w:r>
+      <w:proofErr w:type="spellEnd"/>
+      <w:r>
+        <w:t xml:space="preserve"> </w:t>
+      </w:r>
+      <w:proofErr w:type="spellStart"/>
+      <w:r>
+        <w:t>thiểu</w:t>
+      </w:r>
+      <w:proofErr w:type="spellEnd"/>
+      <w:r>
+        <w:t xml:space="preserve"> </w:t>
+      </w:r>
+      <w:proofErr w:type="spellStart"/>
+      <w:r>
+        <w:t>thao</w:t>
+      </w:r>
+      <w:proofErr w:type="spellEnd"/>
+      <w:r>
+        <w:t xml:space="preserve"> </w:t>
+      </w:r>
+      <w:proofErr w:type="spellStart"/>
+      <w:r>
+        <w:t>tác</w:t>
+      </w:r>
+      <w:proofErr w:type="spellEnd"/>
+      <w:r>
+        <w:t xml:space="preserve"> </w:t>
+      </w:r>
+      <w:proofErr w:type="spellStart"/>
+      <w:r>
+        <w:t>thủ</w:t>
+      </w:r>
+      <w:proofErr w:type="spellEnd"/>
+      <w:r>
+        <w:t xml:space="preserve"> </w:t>
+      </w:r>
+      <w:proofErr w:type="spellStart"/>
+      <w:r>
+        <w:t>công</w:t>
+      </w:r>
+      <w:proofErr w:type="spellEnd"/>
+      <w:r>
+        <w:t xml:space="preserve"> </w:t>
+      </w:r>
+      <w:proofErr w:type="spellStart"/>
+      <w:r>
+        <w:t>và</w:t>
+      </w:r>
+      <w:proofErr w:type="spellEnd"/>
+      <w:r>
+        <w:t xml:space="preserve"> </w:t>
+      </w:r>
+      <w:proofErr w:type="spellStart"/>
+      <w:r>
+        <w:t>nâng</w:t>
+      </w:r>
+      <w:proofErr w:type="spellEnd"/>
+      <w:r>
+        <w:t xml:space="preserve"> </w:t>
+      </w:r>
+      <w:proofErr w:type="spellStart"/>
+      <w:r>
+        <w:t>cao</w:t>
+      </w:r>
+      <w:proofErr w:type="spellEnd"/>
+      <w:r>
+        <w:t xml:space="preserve"> </w:t>
+      </w:r>
+      <w:proofErr w:type="spellStart"/>
+      <w:r>
+        <w:t>hiệu</w:t>
+      </w:r>
+      <w:proofErr w:type="spellEnd"/>
+      <w:r>
+        <w:t xml:space="preserve"> </w:t>
+      </w:r>
+      <w:proofErr w:type="spellStart"/>
+      <w:r>
+        <w:t>quả</w:t>
+      </w:r>
+      <w:proofErr w:type="spellEnd"/>
+      <w:r>
+        <w:t xml:space="preserve"> </w:t>
+      </w:r>
+      <w:proofErr w:type="spellStart"/>
+      <w:r>
+        <w:t>quản</w:t>
+      </w:r>
+      <w:proofErr w:type="spellEnd"/>
+      <w:r>
+        <w:t xml:space="preserve"> </w:t>
+      </w:r>
+      <w:proofErr w:type="spellStart"/>
+      <w:r>
+        <w:t>lý</w:t>
+      </w:r>
+      <w:proofErr w:type="spellEnd"/>
+      <w:r>
+        <w:t>.</w:t>
+      </w:r>
+    </w:p>
+    <w:p>
+      <w:pPr>
         <w:pStyle w:val="Heading2"/>
       </w:pPr>
-      <w:bookmarkStart w:id="12" w:name="_Toc240914011"/>
       <w:proofErr w:type="spellStart"/>
       <w:r>
         <w:t>Đặc</w:t>
@@ -41408,6 +43091,2286 @@
     </w:p>
     <w:p>
       <w:pPr>
+        <w:pStyle w:val="NOIDUNG"/>
+      </w:pPr>
+      <w:proofErr w:type="spellStart"/>
+      <w:r>
+        <w:t>Hệ</w:t>
+      </w:r>
+      <w:proofErr w:type="spellEnd"/>
+      <w:r>
+        <w:t xml:space="preserve"> </w:t>
+      </w:r>
+      <w:proofErr w:type="spellStart"/>
+      <w:r>
+        <w:t>thống</w:t>
+      </w:r>
+      <w:proofErr w:type="spellEnd"/>
+      <w:r>
+        <w:t xml:space="preserve"> </w:t>
+      </w:r>
+      <w:proofErr w:type="spellStart"/>
+      <w:r>
+        <w:t>cần</w:t>
+      </w:r>
+      <w:proofErr w:type="spellEnd"/>
+      <w:r>
+        <w:t xml:space="preserve"> </w:t>
+      </w:r>
+      <w:proofErr w:type="spellStart"/>
+      <w:r>
+        <w:t>cung</w:t>
+      </w:r>
+      <w:proofErr w:type="spellEnd"/>
+      <w:r>
+        <w:t xml:space="preserve"> </w:t>
+      </w:r>
+      <w:proofErr w:type="spellStart"/>
+      <w:r>
+        <w:t>cấp</w:t>
+      </w:r>
+      <w:proofErr w:type="spellEnd"/>
+      <w:r>
+        <w:t xml:space="preserve"> </w:t>
+      </w:r>
+      <w:proofErr w:type="spellStart"/>
+      <w:r>
+        <w:t>các</w:t>
+      </w:r>
+      <w:proofErr w:type="spellEnd"/>
+      <w:r>
+        <w:t xml:space="preserve"> </w:t>
+      </w:r>
+      <w:proofErr w:type="spellStart"/>
+      <w:r>
+        <w:t>chức</w:t>
+      </w:r>
+      <w:proofErr w:type="spellEnd"/>
+      <w:r>
+        <w:t xml:space="preserve"> </w:t>
+      </w:r>
+      <w:proofErr w:type="spellStart"/>
+      <w:r>
+        <w:t>năng</w:t>
+      </w:r>
+      <w:proofErr w:type="spellEnd"/>
+      <w:r>
+        <w:t xml:space="preserve"> </w:t>
+      </w:r>
+      <w:proofErr w:type="spellStart"/>
+      <w:r>
+        <w:t>nhằm</w:t>
+      </w:r>
+      <w:proofErr w:type="spellEnd"/>
+      <w:r>
+        <w:t xml:space="preserve"> </w:t>
+      </w:r>
+      <w:proofErr w:type="spellStart"/>
+      <w:r>
+        <w:t>đáp</w:t>
+      </w:r>
+      <w:proofErr w:type="spellEnd"/>
+      <w:r>
+        <w:t xml:space="preserve"> </w:t>
+      </w:r>
+      <w:proofErr w:type="spellStart"/>
+      <w:r>
+        <w:t>ứng</w:t>
+      </w:r>
+      <w:proofErr w:type="spellEnd"/>
+      <w:r>
+        <w:t xml:space="preserve"> </w:t>
+      </w:r>
+      <w:proofErr w:type="spellStart"/>
+      <w:r>
+        <w:t>nhu</w:t>
+      </w:r>
+      <w:proofErr w:type="spellEnd"/>
+      <w:r>
+        <w:t xml:space="preserve"> </w:t>
+      </w:r>
+      <w:proofErr w:type="spellStart"/>
+      <w:r>
+        <w:t>cầu</w:t>
+      </w:r>
+      <w:proofErr w:type="spellEnd"/>
+      <w:r>
+        <w:t xml:space="preserve"> </w:t>
+      </w:r>
+      <w:proofErr w:type="spellStart"/>
+      <w:r>
+        <w:t>mua</w:t>
+      </w:r>
+      <w:proofErr w:type="spellEnd"/>
+      <w:r>
+        <w:t xml:space="preserve"> </w:t>
+      </w:r>
+      <w:proofErr w:type="spellStart"/>
+      <w:r>
+        <w:t>sắm</w:t>
+      </w:r>
+      <w:proofErr w:type="spellEnd"/>
+      <w:r>
+        <w:t xml:space="preserve"> </w:t>
+      </w:r>
+      <w:proofErr w:type="spellStart"/>
+      <w:r>
+        <w:t>của</w:t>
+      </w:r>
+      <w:proofErr w:type="spellEnd"/>
+      <w:r>
+        <w:t xml:space="preserve"> </w:t>
+      </w:r>
+      <w:proofErr w:type="spellStart"/>
+      <w:r>
+        <w:t>khách</w:t>
+      </w:r>
+      <w:proofErr w:type="spellEnd"/>
+      <w:r>
+        <w:t xml:space="preserve"> </w:t>
+      </w:r>
+      <w:proofErr w:type="spellStart"/>
+      <w:r>
+        <w:t>hàng</w:t>
+      </w:r>
+      <w:proofErr w:type="spellEnd"/>
+      <w:r>
+        <w:t xml:space="preserve"> </w:t>
+      </w:r>
+      <w:proofErr w:type="spellStart"/>
+      <w:r>
+        <w:t>và</w:t>
+      </w:r>
+      <w:proofErr w:type="spellEnd"/>
+      <w:r>
+        <w:t xml:space="preserve"> </w:t>
+      </w:r>
+      <w:proofErr w:type="spellStart"/>
+      <w:r>
+        <w:t>hỗ</w:t>
+      </w:r>
+      <w:proofErr w:type="spellEnd"/>
+      <w:r>
+        <w:t xml:space="preserve"> </w:t>
+      </w:r>
+      <w:proofErr w:type="spellStart"/>
+      <w:r>
+        <w:t>trợ</w:t>
+      </w:r>
+      <w:proofErr w:type="spellEnd"/>
+      <w:r>
+        <w:t xml:space="preserve"> </w:t>
+      </w:r>
+      <w:proofErr w:type="spellStart"/>
+      <w:r>
+        <w:t>người</w:t>
+      </w:r>
+      <w:proofErr w:type="spellEnd"/>
+      <w:r>
+        <w:t xml:space="preserve"> </w:t>
+      </w:r>
+      <w:proofErr w:type="spellStart"/>
+      <w:r>
+        <w:t>quản</w:t>
+      </w:r>
+      <w:proofErr w:type="spellEnd"/>
+      <w:r>
+        <w:t xml:space="preserve"> </w:t>
+      </w:r>
+      <w:proofErr w:type="spellStart"/>
+      <w:r>
+        <w:t>trị</w:t>
+      </w:r>
+      <w:proofErr w:type="spellEnd"/>
+      <w:r>
+        <w:t xml:space="preserve"> </w:t>
+      </w:r>
+      <w:proofErr w:type="spellStart"/>
+      <w:r>
+        <w:t>trong</w:t>
+      </w:r>
+      <w:proofErr w:type="spellEnd"/>
+      <w:r>
+        <w:t xml:space="preserve"> </w:t>
+      </w:r>
+      <w:proofErr w:type="spellStart"/>
+      <w:r>
+        <w:t>việc</w:t>
+      </w:r>
+      <w:proofErr w:type="spellEnd"/>
+      <w:r>
+        <w:t xml:space="preserve"> </w:t>
+      </w:r>
+      <w:proofErr w:type="spellStart"/>
+      <w:r>
+        <w:t>quản</w:t>
+      </w:r>
+      <w:proofErr w:type="spellEnd"/>
+      <w:r>
+        <w:t xml:space="preserve"> </w:t>
+      </w:r>
+      <w:proofErr w:type="spellStart"/>
+      <w:r>
+        <w:t>lý</w:t>
+      </w:r>
+      <w:proofErr w:type="spellEnd"/>
+      <w:r>
+        <w:t xml:space="preserve"> </w:t>
+      </w:r>
+      <w:proofErr w:type="spellStart"/>
+      <w:r>
+        <w:t>hoạt</w:t>
+      </w:r>
+      <w:proofErr w:type="spellEnd"/>
+      <w:r>
+        <w:t xml:space="preserve"> </w:t>
+      </w:r>
+      <w:proofErr w:type="spellStart"/>
+      <w:r>
+        <w:t>động</w:t>
+      </w:r>
+      <w:proofErr w:type="spellEnd"/>
+      <w:r>
+        <w:t xml:space="preserve"> </w:t>
+      </w:r>
+      <w:proofErr w:type="spellStart"/>
+      <w:r>
+        <w:t>kinh</w:t>
+      </w:r>
+      <w:proofErr w:type="spellEnd"/>
+      <w:r>
+        <w:t xml:space="preserve"> </w:t>
+      </w:r>
+      <w:proofErr w:type="spellStart"/>
+      <w:r>
+        <w:t>doanh</w:t>
+      </w:r>
+      <w:proofErr w:type="spellEnd"/>
+      <w:r>
+        <w:t xml:space="preserve">. Các </w:t>
+      </w:r>
+      <w:proofErr w:type="spellStart"/>
+      <w:r>
+        <w:t>yêu</w:t>
+      </w:r>
+      <w:proofErr w:type="spellEnd"/>
+      <w:r>
+        <w:t xml:space="preserve"> </w:t>
+      </w:r>
+      <w:proofErr w:type="spellStart"/>
+      <w:r>
+        <w:t>cầu</w:t>
+      </w:r>
+      <w:proofErr w:type="spellEnd"/>
+      <w:r>
+        <w:t xml:space="preserve"> </w:t>
+      </w:r>
+      <w:proofErr w:type="spellStart"/>
+      <w:r>
+        <w:t>chức</w:t>
+      </w:r>
+      <w:proofErr w:type="spellEnd"/>
+      <w:r>
+        <w:t xml:space="preserve"> </w:t>
+      </w:r>
+      <w:proofErr w:type="spellStart"/>
+      <w:r>
+        <w:t>năng</w:t>
+      </w:r>
+      <w:proofErr w:type="spellEnd"/>
+      <w:r>
+        <w:t xml:space="preserve"> </w:t>
+      </w:r>
+      <w:proofErr w:type="spellStart"/>
+      <w:r>
+        <w:t>chính</w:t>
+      </w:r>
+      <w:proofErr w:type="spellEnd"/>
+      <w:r>
+        <w:t xml:space="preserve"> bao </w:t>
+      </w:r>
+      <w:proofErr w:type="spellStart"/>
+      <w:r>
+        <w:t>gồm</w:t>
+      </w:r>
+      <w:proofErr w:type="spellEnd"/>
+      <w:r>
+        <w:t>:</w:t>
+      </w:r>
+    </w:p>
+    <w:p>
+      <w:pPr>
+        <w:pStyle w:val="NOIDUNG"/>
+      </w:pPr>
+      <w:r>
+        <w:rPr>
+          <w:i/>
+          <w:iCs/>
+        </w:rPr>
+        <w:t xml:space="preserve">- Quản </w:t>
+      </w:r>
+      <w:proofErr w:type="spellStart"/>
+      <w:r>
+        <w:rPr>
+          <w:i/>
+          <w:iCs/>
+        </w:rPr>
+        <w:t>lý</w:t>
+      </w:r>
+      <w:proofErr w:type="spellEnd"/>
+      <w:r>
+        <w:rPr>
+          <w:i/>
+          <w:iCs/>
+        </w:rPr>
+        <w:t xml:space="preserve"> </w:t>
+      </w:r>
+      <w:proofErr w:type="spellStart"/>
+      <w:r>
+        <w:rPr>
+          <w:i/>
+          <w:iCs/>
+        </w:rPr>
+        <w:t>tài</w:t>
+      </w:r>
+      <w:proofErr w:type="spellEnd"/>
+      <w:r>
+        <w:rPr>
+          <w:i/>
+          <w:iCs/>
+        </w:rPr>
+        <w:t xml:space="preserve"> </w:t>
+      </w:r>
+      <w:proofErr w:type="spellStart"/>
+      <w:r>
+        <w:rPr>
+          <w:i/>
+          <w:iCs/>
+        </w:rPr>
+        <w:t>khoản</w:t>
+      </w:r>
+      <w:proofErr w:type="spellEnd"/>
+      <w:r>
+        <w:rPr>
+          <w:i/>
+          <w:iCs/>
+        </w:rPr>
+        <w:t xml:space="preserve"> </w:t>
+      </w:r>
+      <w:proofErr w:type="spellStart"/>
+      <w:r>
+        <w:rPr>
+          <w:i/>
+          <w:iCs/>
+        </w:rPr>
+        <w:t>người</w:t>
+      </w:r>
+      <w:proofErr w:type="spellEnd"/>
+      <w:r>
+        <w:rPr>
+          <w:i/>
+          <w:iCs/>
+        </w:rPr>
+        <w:t xml:space="preserve"> </w:t>
+      </w:r>
+      <w:proofErr w:type="spellStart"/>
+      <w:r>
+        <w:rPr>
+          <w:i/>
+          <w:iCs/>
+        </w:rPr>
+        <w:t>dùng</w:t>
+      </w:r>
+      <w:proofErr w:type="spellEnd"/>
+      <w:r>
+        <w:rPr>
+          <w:i/>
+          <w:iCs/>
+        </w:rPr>
+        <w:t>:</w:t>
+      </w:r>
+      <w:r>
+        <w:t xml:space="preserve"> </w:t>
+      </w:r>
+      <w:r>
+        <w:t xml:space="preserve">Cho </w:t>
+      </w:r>
+      <w:proofErr w:type="spellStart"/>
+      <w:r>
+        <w:t>phép</w:t>
+      </w:r>
+      <w:proofErr w:type="spellEnd"/>
+      <w:r>
+        <w:t xml:space="preserve"> </w:t>
+      </w:r>
+      <w:proofErr w:type="spellStart"/>
+      <w:r>
+        <w:t>người</w:t>
+      </w:r>
+      <w:proofErr w:type="spellEnd"/>
+      <w:r>
+        <w:t xml:space="preserve"> </w:t>
+      </w:r>
+      <w:proofErr w:type="spellStart"/>
+      <w:r>
+        <w:t>dùng</w:t>
+      </w:r>
+      <w:proofErr w:type="spellEnd"/>
+      <w:r>
+        <w:t xml:space="preserve"> </w:t>
+      </w:r>
+      <w:proofErr w:type="spellStart"/>
+      <w:r>
+        <w:t>đăng</w:t>
+      </w:r>
+      <w:proofErr w:type="spellEnd"/>
+      <w:r>
+        <w:t xml:space="preserve"> </w:t>
+      </w:r>
+      <w:proofErr w:type="spellStart"/>
+      <w:r>
+        <w:t>ký</w:t>
+      </w:r>
+      <w:proofErr w:type="spellEnd"/>
+      <w:r>
+        <w:t xml:space="preserve"> </w:t>
+      </w:r>
+      <w:proofErr w:type="spellStart"/>
+      <w:r>
+        <w:t>tài</w:t>
+      </w:r>
+      <w:proofErr w:type="spellEnd"/>
+      <w:r>
+        <w:t xml:space="preserve"> </w:t>
+      </w:r>
+      <w:proofErr w:type="spellStart"/>
+      <w:r>
+        <w:t>khoản</w:t>
+      </w:r>
+      <w:proofErr w:type="spellEnd"/>
+      <w:r>
+        <w:t xml:space="preserve"> </w:t>
+      </w:r>
+      <w:proofErr w:type="spellStart"/>
+      <w:r>
+        <w:t>bằng</w:t>
+      </w:r>
+      <w:proofErr w:type="spellEnd"/>
+      <w:r>
+        <w:t xml:space="preserve"> </w:t>
+      </w:r>
+      <w:proofErr w:type="spellStart"/>
+      <w:r>
+        <w:t>các</w:t>
+      </w:r>
+      <w:proofErr w:type="spellEnd"/>
+      <w:r>
+        <w:t xml:space="preserve"> </w:t>
+      </w:r>
+      <w:proofErr w:type="spellStart"/>
+      <w:r>
+        <w:t>thông</w:t>
+      </w:r>
+      <w:proofErr w:type="spellEnd"/>
+      <w:r>
+        <w:t xml:space="preserve"> tin </w:t>
+      </w:r>
+      <w:proofErr w:type="spellStart"/>
+      <w:r>
+        <w:t>cần</w:t>
+      </w:r>
+      <w:proofErr w:type="spellEnd"/>
+      <w:r>
+        <w:t xml:space="preserve"> </w:t>
+      </w:r>
+      <w:proofErr w:type="spellStart"/>
+      <w:r>
+        <w:t>thiết</w:t>
+      </w:r>
+      <w:proofErr w:type="spellEnd"/>
+      <w:r>
+        <w:t>.</w:t>
+      </w:r>
+      <w:r>
+        <w:rPr>
+          <w:sz w:val="28"/>
+        </w:rPr>
+        <w:t xml:space="preserve"> </w:t>
+      </w:r>
+      <w:proofErr w:type="spellStart"/>
+      <w:r>
+        <w:t>Hỗ</w:t>
+      </w:r>
+      <w:proofErr w:type="spellEnd"/>
+      <w:r>
+        <w:t xml:space="preserve"> </w:t>
+      </w:r>
+      <w:proofErr w:type="spellStart"/>
+      <w:r>
+        <w:t>trợ</w:t>
+      </w:r>
+      <w:proofErr w:type="spellEnd"/>
+      <w:r>
+        <w:t xml:space="preserve"> </w:t>
+      </w:r>
+      <w:proofErr w:type="spellStart"/>
+      <w:r>
+        <w:t>phân</w:t>
+      </w:r>
+      <w:proofErr w:type="spellEnd"/>
+      <w:r>
+        <w:t xml:space="preserve"> </w:t>
+      </w:r>
+      <w:proofErr w:type="spellStart"/>
+      <w:r>
+        <w:t>quyền</w:t>
+      </w:r>
+      <w:proofErr w:type="spellEnd"/>
+      <w:r>
+        <w:t xml:space="preserve"> </w:t>
+      </w:r>
+      <w:proofErr w:type="spellStart"/>
+      <w:r>
+        <w:t>người</w:t>
+      </w:r>
+      <w:proofErr w:type="spellEnd"/>
+      <w:r>
+        <w:t xml:space="preserve"> </w:t>
+      </w:r>
+      <w:proofErr w:type="spellStart"/>
+      <w:r>
+        <w:t>dùng</w:t>
+      </w:r>
+      <w:proofErr w:type="spellEnd"/>
+      <w:r>
+        <w:t xml:space="preserve"> </w:t>
+      </w:r>
+      <w:proofErr w:type="spellStart"/>
+      <w:r>
+        <w:t>theo</w:t>
+      </w:r>
+      <w:proofErr w:type="spellEnd"/>
+      <w:r>
+        <w:t xml:space="preserve"> </w:t>
+      </w:r>
+      <w:proofErr w:type="spellStart"/>
+      <w:r>
+        <w:t>vai</w:t>
+      </w:r>
+      <w:proofErr w:type="spellEnd"/>
+      <w:r>
+        <w:t xml:space="preserve"> </w:t>
+      </w:r>
+      <w:proofErr w:type="spellStart"/>
+      <w:r>
+        <w:t>trò</w:t>
+      </w:r>
+      <w:proofErr w:type="spellEnd"/>
+      <w:r>
+        <w:t xml:space="preserve">, </w:t>
+      </w:r>
+      <w:proofErr w:type="spellStart"/>
+      <w:r>
+        <w:t>ví</w:t>
+      </w:r>
+      <w:proofErr w:type="spellEnd"/>
+      <w:r>
+        <w:t xml:space="preserve"> </w:t>
+      </w:r>
+      <w:proofErr w:type="spellStart"/>
+      <w:r>
+        <w:t>dụ</w:t>
+      </w:r>
+      <w:proofErr w:type="spellEnd"/>
+      <w:r>
+        <w:t xml:space="preserve"> </w:t>
+      </w:r>
+      <w:proofErr w:type="spellStart"/>
+      <w:r>
+        <w:t>khách</w:t>
+      </w:r>
+      <w:proofErr w:type="spellEnd"/>
+      <w:r>
+        <w:t xml:space="preserve"> </w:t>
+      </w:r>
+      <w:proofErr w:type="spellStart"/>
+      <w:r>
+        <w:t>hàng</w:t>
+      </w:r>
+      <w:proofErr w:type="spellEnd"/>
+      <w:r>
+        <w:t xml:space="preserve"> </w:t>
+      </w:r>
+      <w:proofErr w:type="spellStart"/>
+      <w:r>
+        <w:t>và</w:t>
+      </w:r>
+      <w:proofErr w:type="spellEnd"/>
+      <w:r>
+        <w:t xml:space="preserve"> </w:t>
+      </w:r>
+      <w:proofErr w:type="spellStart"/>
+      <w:r>
+        <w:t>quản</w:t>
+      </w:r>
+      <w:proofErr w:type="spellEnd"/>
+      <w:r>
+        <w:t xml:space="preserve"> </w:t>
+      </w:r>
+      <w:proofErr w:type="spellStart"/>
+      <w:r>
+        <w:t>trị</w:t>
+      </w:r>
+      <w:proofErr w:type="spellEnd"/>
+      <w:r>
+        <w:t xml:space="preserve"> </w:t>
+      </w:r>
+      <w:proofErr w:type="spellStart"/>
+      <w:r>
+        <w:t>viên</w:t>
+      </w:r>
+      <w:proofErr w:type="spellEnd"/>
+      <w:r>
+        <w:t>.</w:t>
+      </w:r>
+    </w:p>
+    <w:p>
+      <w:pPr>
+        <w:pStyle w:val="NOIDUNG"/>
+      </w:pPr>
+      <w:r>
+        <w:rPr>
+          <w:i/>
+          <w:iCs/>
+        </w:rPr>
+        <w:t xml:space="preserve">- Quản </w:t>
+      </w:r>
+      <w:proofErr w:type="spellStart"/>
+      <w:r>
+        <w:rPr>
+          <w:i/>
+          <w:iCs/>
+        </w:rPr>
+        <w:t>lý</w:t>
+      </w:r>
+      <w:proofErr w:type="spellEnd"/>
+      <w:r>
+        <w:rPr>
+          <w:i/>
+          <w:iCs/>
+        </w:rPr>
+        <w:t xml:space="preserve"> </w:t>
+      </w:r>
+      <w:proofErr w:type="spellStart"/>
+      <w:r>
+        <w:rPr>
+          <w:i/>
+          <w:iCs/>
+        </w:rPr>
+        <w:t>danh</w:t>
+      </w:r>
+      <w:proofErr w:type="spellEnd"/>
+      <w:r>
+        <w:rPr>
+          <w:i/>
+          <w:iCs/>
+        </w:rPr>
+        <w:t xml:space="preserve"> </w:t>
+      </w:r>
+      <w:proofErr w:type="spellStart"/>
+      <w:r>
+        <w:rPr>
+          <w:i/>
+          <w:iCs/>
+        </w:rPr>
+        <w:t>mục</w:t>
+      </w:r>
+      <w:proofErr w:type="spellEnd"/>
+      <w:r>
+        <w:rPr>
+          <w:i/>
+          <w:iCs/>
+        </w:rPr>
+        <w:t xml:space="preserve"> </w:t>
+      </w:r>
+      <w:proofErr w:type="spellStart"/>
+      <w:r>
+        <w:rPr>
+          <w:i/>
+          <w:iCs/>
+        </w:rPr>
+        <w:t>sản</w:t>
+      </w:r>
+      <w:proofErr w:type="spellEnd"/>
+      <w:r>
+        <w:rPr>
+          <w:i/>
+          <w:iCs/>
+        </w:rPr>
+        <w:t xml:space="preserve"> </w:t>
+      </w:r>
+      <w:proofErr w:type="spellStart"/>
+      <w:r>
+        <w:rPr>
+          <w:i/>
+          <w:iCs/>
+        </w:rPr>
+        <w:t>phẩm</w:t>
+      </w:r>
+      <w:proofErr w:type="spellEnd"/>
+      <w:r>
+        <w:rPr>
+          <w:i/>
+          <w:iCs/>
+        </w:rPr>
+        <w:t xml:space="preserve">: </w:t>
+      </w:r>
+      <w:r>
+        <w:t xml:space="preserve">Hiển </w:t>
+      </w:r>
+      <w:proofErr w:type="spellStart"/>
+      <w:r>
+        <w:t>thị</w:t>
+      </w:r>
+      <w:proofErr w:type="spellEnd"/>
+      <w:r>
+        <w:t xml:space="preserve"> </w:t>
+      </w:r>
+      <w:proofErr w:type="spellStart"/>
+      <w:r>
+        <w:t>danh</w:t>
+      </w:r>
+      <w:proofErr w:type="spellEnd"/>
+      <w:r>
+        <w:t xml:space="preserve"> </w:t>
+      </w:r>
+      <w:proofErr w:type="spellStart"/>
+      <w:r>
+        <w:t>sách</w:t>
+      </w:r>
+      <w:proofErr w:type="spellEnd"/>
+      <w:r>
+        <w:t xml:space="preserve"> </w:t>
+      </w:r>
+      <w:proofErr w:type="spellStart"/>
+      <w:r>
+        <w:t>các</w:t>
+      </w:r>
+      <w:proofErr w:type="spellEnd"/>
+      <w:r>
+        <w:t xml:space="preserve"> </w:t>
+      </w:r>
+      <w:proofErr w:type="spellStart"/>
+      <w:r>
+        <w:t>danh</w:t>
+      </w:r>
+      <w:proofErr w:type="spellEnd"/>
+      <w:r>
+        <w:t xml:space="preserve"> </w:t>
+      </w:r>
+      <w:proofErr w:type="spellStart"/>
+      <w:r>
+        <w:t>mục</w:t>
+      </w:r>
+      <w:proofErr w:type="spellEnd"/>
+      <w:r>
+        <w:t xml:space="preserve"> </w:t>
+      </w:r>
+      <w:proofErr w:type="spellStart"/>
+      <w:r>
+        <w:t>sản</w:t>
+      </w:r>
+      <w:proofErr w:type="spellEnd"/>
+      <w:r>
+        <w:t xml:space="preserve"> </w:t>
+      </w:r>
+      <w:proofErr w:type="spellStart"/>
+      <w:r>
+        <w:t>phẩm</w:t>
+      </w:r>
+      <w:proofErr w:type="spellEnd"/>
+      <w:r>
+        <w:t xml:space="preserve">, </w:t>
+      </w:r>
+      <w:proofErr w:type="spellStart"/>
+      <w:r>
+        <w:t>c</w:t>
+      </w:r>
+      <w:r>
+        <w:t>ho</w:t>
+      </w:r>
+      <w:proofErr w:type="spellEnd"/>
+      <w:r>
+        <w:t xml:space="preserve"> </w:t>
+      </w:r>
+      <w:proofErr w:type="spellStart"/>
+      <w:r>
+        <w:t>phép</w:t>
+      </w:r>
+      <w:proofErr w:type="spellEnd"/>
+      <w:r>
+        <w:t xml:space="preserve"> </w:t>
+      </w:r>
+      <w:proofErr w:type="spellStart"/>
+      <w:r>
+        <w:t>quản</w:t>
+      </w:r>
+      <w:proofErr w:type="spellEnd"/>
+      <w:r>
+        <w:t xml:space="preserve"> </w:t>
+      </w:r>
+      <w:proofErr w:type="spellStart"/>
+      <w:r>
+        <w:t>trị</w:t>
+      </w:r>
+      <w:proofErr w:type="spellEnd"/>
+      <w:r>
+        <w:t xml:space="preserve"> </w:t>
+      </w:r>
+      <w:proofErr w:type="spellStart"/>
+      <w:r>
+        <w:t>viên</w:t>
+      </w:r>
+      <w:proofErr w:type="spellEnd"/>
+      <w:r>
+        <w:t xml:space="preserve"> </w:t>
+      </w:r>
+      <w:proofErr w:type="spellStart"/>
+      <w:r>
+        <w:t>cập</w:t>
+      </w:r>
+      <w:proofErr w:type="spellEnd"/>
+      <w:r>
+        <w:t xml:space="preserve"> </w:t>
+      </w:r>
+      <w:proofErr w:type="spellStart"/>
+      <w:r>
+        <w:t>nhật</w:t>
+      </w:r>
+      <w:proofErr w:type="spellEnd"/>
+      <w:r>
+        <w:t xml:space="preserve"> </w:t>
+      </w:r>
+      <w:proofErr w:type="spellStart"/>
+      <w:r>
+        <w:t>thông</w:t>
+      </w:r>
+      <w:proofErr w:type="spellEnd"/>
+      <w:r>
+        <w:t xml:space="preserve"> tin </w:t>
+      </w:r>
+      <w:proofErr w:type="spellStart"/>
+      <w:r>
+        <w:t>và</w:t>
+      </w:r>
+      <w:proofErr w:type="spellEnd"/>
+      <w:r>
+        <w:t xml:space="preserve"> </w:t>
+      </w:r>
+      <w:proofErr w:type="spellStart"/>
+      <w:r>
+        <w:t>trạng</w:t>
+      </w:r>
+      <w:proofErr w:type="spellEnd"/>
+      <w:r>
+        <w:t xml:space="preserve"> </w:t>
+      </w:r>
+      <w:proofErr w:type="spellStart"/>
+      <w:r>
+        <w:t>thái</w:t>
+      </w:r>
+      <w:proofErr w:type="spellEnd"/>
+      <w:r>
+        <w:t xml:space="preserve"> </w:t>
+      </w:r>
+      <w:proofErr w:type="spellStart"/>
+      <w:r>
+        <w:t>của</w:t>
+      </w:r>
+      <w:proofErr w:type="spellEnd"/>
+      <w:r>
+        <w:t xml:space="preserve"> </w:t>
+      </w:r>
+      <w:proofErr w:type="spellStart"/>
+      <w:r>
+        <w:t>danh</w:t>
+      </w:r>
+      <w:proofErr w:type="spellEnd"/>
+      <w:r>
+        <w:t xml:space="preserve"> </w:t>
+      </w:r>
+      <w:proofErr w:type="spellStart"/>
+      <w:r>
+        <w:t>mục</w:t>
+      </w:r>
+      <w:proofErr w:type="spellEnd"/>
+      <w:r>
+        <w:t>.</w:t>
+      </w:r>
+    </w:p>
+    <w:p>
+      <w:pPr>
+        <w:pStyle w:val="NOIDUNG"/>
+      </w:pPr>
+      <w:r>
+        <w:rPr>
+          <w:i/>
+          <w:iCs/>
+        </w:rPr>
+        <w:t xml:space="preserve">- Quản </w:t>
+      </w:r>
+      <w:proofErr w:type="spellStart"/>
+      <w:r>
+        <w:rPr>
+          <w:i/>
+          <w:iCs/>
+        </w:rPr>
+        <w:t>lý</w:t>
+      </w:r>
+      <w:proofErr w:type="spellEnd"/>
+      <w:r>
+        <w:rPr>
+          <w:i/>
+          <w:iCs/>
+        </w:rPr>
+        <w:t xml:space="preserve"> </w:t>
+      </w:r>
+      <w:proofErr w:type="spellStart"/>
+      <w:r>
+        <w:rPr>
+          <w:i/>
+          <w:iCs/>
+        </w:rPr>
+        <w:t>sản</w:t>
+      </w:r>
+      <w:proofErr w:type="spellEnd"/>
+      <w:r>
+        <w:rPr>
+          <w:i/>
+          <w:iCs/>
+        </w:rPr>
+        <w:t xml:space="preserve"> </w:t>
+      </w:r>
+      <w:proofErr w:type="spellStart"/>
+      <w:r>
+        <w:rPr>
+          <w:i/>
+          <w:iCs/>
+        </w:rPr>
+        <w:t>phẩm</w:t>
+      </w:r>
+      <w:proofErr w:type="spellEnd"/>
+      <w:r>
+        <w:rPr>
+          <w:i/>
+          <w:iCs/>
+        </w:rPr>
+        <w:t>:</w:t>
+      </w:r>
+      <w:r>
+        <w:t xml:space="preserve"> </w:t>
+      </w:r>
+      <w:r>
+        <w:t xml:space="preserve">Hiển </w:t>
+      </w:r>
+      <w:proofErr w:type="spellStart"/>
+      <w:r>
+        <w:t>thị</w:t>
+      </w:r>
+      <w:proofErr w:type="spellEnd"/>
+      <w:r>
+        <w:t xml:space="preserve"> </w:t>
+      </w:r>
+      <w:proofErr w:type="spellStart"/>
+      <w:r>
+        <w:t>danh</w:t>
+      </w:r>
+      <w:proofErr w:type="spellEnd"/>
+      <w:r>
+        <w:t xml:space="preserve"> </w:t>
+      </w:r>
+      <w:proofErr w:type="spellStart"/>
+      <w:r>
+        <w:t>sách</w:t>
+      </w:r>
+      <w:proofErr w:type="spellEnd"/>
+      <w:r>
+        <w:t xml:space="preserve"> </w:t>
+      </w:r>
+      <w:proofErr w:type="spellStart"/>
+      <w:r>
+        <w:t>sản</w:t>
+      </w:r>
+      <w:proofErr w:type="spellEnd"/>
+      <w:r>
+        <w:t xml:space="preserve"> </w:t>
+      </w:r>
+      <w:proofErr w:type="spellStart"/>
+      <w:r>
+        <w:t>phẩm</w:t>
+      </w:r>
+      <w:proofErr w:type="spellEnd"/>
+      <w:r>
+        <w:t xml:space="preserve"> </w:t>
+      </w:r>
+      <w:proofErr w:type="spellStart"/>
+      <w:r>
+        <w:t>đang</w:t>
+      </w:r>
+      <w:proofErr w:type="spellEnd"/>
+      <w:r>
+        <w:t xml:space="preserve"> </w:t>
+      </w:r>
+      <w:proofErr w:type="spellStart"/>
+      <w:r>
+        <w:t>được</w:t>
+      </w:r>
+      <w:proofErr w:type="spellEnd"/>
+      <w:r>
+        <w:t xml:space="preserve"> </w:t>
+      </w:r>
+      <w:proofErr w:type="spellStart"/>
+      <w:r>
+        <w:t>kinh</w:t>
+      </w:r>
+      <w:proofErr w:type="spellEnd"/>
+      <w:r>
+        <w:t xml:space="preserve"> </w:t>
+      </w:r>
+      <w:proofErr w:type="spellStart"/>
+      <w:r>
+        <w:t>doanh</w:t>
+      </w:r>
+      <w:proofErr w:type="spellEnd"/>
+      <w:r>
+        <w:t xml:space="preserve">, </w:t>
+      </w:r>
+      <w:proofErr w:type="spellStart"/>
+      <w:r>
+        <w:t>hiển</w:t>
+      </w:r>
+      <w:proofErr w:type="spellEnd"/>
+      <w:r>
+        <w:t xml:space="preserve"> </w:t>
+      </w:r>
+      <w:proofErr w:type="spellStart"/>
+      <w:r>
+        <w:t>thị</w:t>
+      </w:r>
+      <w:proofErr w:type="spellEnd"/>
+      <w:r>
+        <w:t xml:space="preserve"> </w:t>
+      </w:r>
+      <w:proofErr w:type="spellStart"/>
+      <w:r>
+        <w:t>t</w:t>
+      </w:r>
+      <w:r>
+        <w:t>hông</w:t>
+      </w:r>
+      <w:proofErr w:type="spellEnd"/>
+      <w:r>
+        <w:t xml:space="preserve"> tin </w:t>
+      </w:r>
+      <w:proofErr w:type="spellStart"/>
+      <w:r>
+        <w:t>sản</w:t>
+      </w:r>
+      <w:proofErr w:type="spellEnd"/>
+      <w:r>
+        <w:t xml:space="preserve"> </w:t>
+      </w:r>
+      <w:proofErr w:type="spellStart"/>
+      <w:r>
+        <w:t>phẩm</w:t>
+      </w:r>
+      <w:proofErr w:type="spellEnd"/>
+      <w:r>
+        <w:t xml:space="preserve"> bao </w:t>
+      </w:r>
+      <w:proofErr w:type="spellStart"/>
+      <w:r>
+        <w:t>gồm</w:t>
+      </w:r>
+      <w:proofErr w:type="spellEnd"/>
+      <w:r>
+        <w:t xml:space="preserve"> </w:t>
+      </w:r>
+      <w:proofErr w:type="spellStart"/>
+      <w:r>
+        <w:t>tên</w:t>
+      </w:r>
+      <w:proofErr w:type="spellEnd"/>
+      <w:r>
+        <w:t xml:space="preserve">, </w:t>
+      </w:r>
+      <w:proofErr w:type="spellStart"/>
+      <w:r>
+        <w:t>hình</w:t>
+      </w:r>
+      <w:proofErr w:type="spellEnd"/>
+      <w:r>
+        <w:t xml:space="preserve"> </w:t>
+      </w:r>
+      <w:proofErr w:type="spellStart"/>
+      <w:r>
+        <w:t>ảnh</w:t>
+      </w:r>
+      <w:proofErr w:type="spellEnd"/>
+      <w:r>
+        <w:t xml:space="preserve">, </w:t>
+      </w:r>
+      <w:proofErr w:type="spellStart"/>
+      <w:r>
+        <w:t>giá</w:t>
+      </w:r>
+      <w:proofErr w:type="spellEnd"/>
+      <w:r>
+        <w:t xml:space="preserve"> </w:t>
+      </w:r>
+      <w:proofErr w:type="spellStart"/>
+      <w:r>
+        <w:t>bán</w:t>
+      </w:r>
+      <w:proofErr w:type="spellEnd"/>
+      <w:r>
+        <w:t xml:space="preserve">, </w:t>
+      </w:r>
+      <w:proofErr w:type="spellStart"/>
+      <w:r>
+        <w:t>mô</w:t>
+      </w:r>
+      <w:proofErr w:type="spellEnd"/>
+      <w:r>
+        <w:t xml:space="preserve"> </w:t>
+      </w:r>
+      <w:proofErr w:type="spellStart"/>
+      <w:r>
+        <w:t>tả</w:t>
+      </w:r>
+      <w:proofErr w:type="spellEnd"/>
+      <w:r>
+        <w:t xml:space="preserve">, </w:t>
+      </w:r>
+      <w:proofErr w:type="spellStart"/>
+      <w:r>
+        <w:t>danh</w:t>
+      </w:r>
+      <w:proofErr w:type="spellEnd"/>
+      <w:r>
+        <w:t xml:space="preserve"> </w:t>
+      </w:r>
+      <w:proofErr w:type="spellStart"/>
+      <w:r>
+        <w:t>mục</w:t>
+      </w:r>
+      <w:proofErr w:type="spellEnd"/>
+      <w:r>
+        <w:t xml:space="preserve">, </w:t>
+      </w:r>
+      <w:proofErr w:type="spellStart"/>
+      <w:r>
+        <w:t>số</w:t>
+      </w:r>
+      <w:proofErr w:type="spellEnd"/>
+      <w:r>
+        <w:t xml:space="preserve"> </w:t>
+      </w:r>
+      <w:proofErr w:type="spellStart"/>
+      <w:r>
+        <w:t>lượng</w:t>
+      </w:r>
+      <w:proofErr w:type="spellEnd"/>
+      <w:r>
+        <w:t xml:space="preserve"> </w:t>
+      </w:r>
+      <w:proofErr w:type="spellStart"/>
+      <w:r>
+        <w:t>tồn</w:t>
+      </w:r>
+      <w:proofErr w:type="spellEnd"/>
+      <w:r>
+        <w:t xml:space="preserve"> </w:t>
+      </w:r>
+      <w:proofErr w:type="spellStart"/>
+      <w:r>
+        <w:t>kho</w:t>
+      </w:r>
+      <w:proofErr w:type="spellEnd"/>
+      <w:r>
+        <w:t xml:space="preserve"> </w:t>
+      </w:r>
+      <w:proofErr w:type="spellStart"/>
+      <w:r>
+        <w:t>và</w:t>
+      </w:r>
+      <w:proofErr w:type="spellEnd"/>
+      <w:r>
+        <w:t xml:space="preserve"> </w:t>
+      </w:r>
+      <w:proofErr w:type="spellStart"/>
+      <w:r>
+        <w:t>các</w:t>
+      </w:r>
+      <w:proofErr w:type="spellEnd"/>
+      <w:r>
+        <w:t xml:space="preserve"> </w:t>
+      </w:r>
+      <w:proofErr w:type="spellStart"/>
+      <w:r>
+        <w:t>thông</w:t>
+      </w:r>
+      <w:proofErr w:type="spellEnd"/>
+      <w:r>
+        <w:t xml:space="preserve"> tin </w:t>
+      </w:r>
+      <w:proofErr w:type="spellStart"/>
+      <w:r>
+        <w:t>liên</w:t>
+      </w:r>
+      <w:proofErr w:type="spellEnd"/>
+      <w:r>
+        <w:t xml:space="preserve"> </w:t>
+      </w:r>
+      <w:proofErr w:type="spellStart"/>
+      <w:r>
+        <w:t>quan</w:t>
+      </w:r>
+      <w:proofErr w:type="spellEnd"/>
+      <w:r>
+        <w:t>.</w:t>
+      </w:r>
+      <w:r>
+        <w:t xml:space="preserve"> </w:t>
+      </w:r>
+      <w:r>
+        <w:t xml:space="preserve">Quản </w:t>
+      </w:r>
+      <w:proofErr w:type="spellStart"/>
+      <w:r>
+        <w:t>trị</w:t>
+      </w:r>
+      <w:proofErr w:type="spellEnd"/>
+      <w:r>
+        <w:t xml:space="preserve"> </w:t>
+      </w:r>
+      <w:proofErr w:type="spellStart"/>
+      <w:r>
+        <w:t>viên</w:t>
+      </w:r>
+      <w:proofErr w:type="spellEnd"/>
+      <w:r>
+        <w:t xml:space="preserve"> </w:t>
+      </w:r>
+      <w:proofErr w:type="spellStart"/>
+      <w:r>
+        <w:t>có</w:t>
+      </w:r>
+      <w:proofErr w:type="spellEnd"/>
+      <w:r>
+        <w:t xml:space="preserve"> </w:t>
+      </w:r>
+      <w:proofErr w:type="spellStart"/>
+      <w:r>
+        <w:t>thể</w:t>
+      </w:r>
+      <w:proofErr w:type="spellEnd"/>
+      <w:r>
+        <w:t xml:space="preserve"> </w:t>
+      </w:r>
+      <w:proofErr w:type="spellStart"/>
+      <w:r>
+        <w:t>thêm</w:t>
+      </w:r>
+      <w:proofErr w:type="spellEnd"/>
+      <w:r>
+        <w:t xml:space="preserve">, </w:t>
+      </w:r>
+      <w:proofErr w:type="spellStart"/>
+      <w:r>
+        <w:t>sửa</w:t>
+      </w:r>
+      <w:proofErr w:type="spellEnd"/>
+      <w:r>
+        <w:t xml:space="preserve">, </w:t>
+      </w:r>
+      <w:proofErr w:type="spellStart"/>
+      <w:r>
+        <w:t>xóa</w:t>
+      </w:r>
+      <w:proofErr w:type="spellEnd"/>
+      <w:r>
+        <w:t xml:space="preserve"> </w:t>
+      </w:r>
+      <w:proofErr w:type="spellStart"/>
+      <w:r>
+        <w:t>hoặc</w:t>
+      </w:r>
+      <w:proofErr w:type="spellEnd"/>
+      <w:r>
+        <w:t xml:space="preserve"> </w:t>
+      </w:r>
+      <w:proofErr w:type="spellStart"/>
+      <w:r>
+        <w:t>cập</w:t>
+      </w:r>
+      <w:proofErr w:type="spellEnd"/>
+      <w:r>
+        <w:t xml:space="preserve"> </w:t>
+      </w:r>
+      <w:proofErr w:type="spellStart"/>
+      <w:r>
+        <w:t>nhật</w:t>
+      </w:r>
+      <w:proofErr w:type="spellEnd"/>
+      <w:r>
+        <w:t xml:space="preserve"> </w:t>
+      </w:r>
+      <w:proofErr w:type="spellStart"/>
+      <w:r>
+        <w:t>giá</w:t>
+      </w:r>
+      <w:proofErr w:type="spellEnd"/>
+      <w:r>
+        <w:t xml:space="preserve"> </w:t>
+      </w:r>
+      <w:proofErr w:type="spellStart"/>
+      <w:r>
+        <w:t>bán</w:t>
+      </w:r>
+      <w:proofErr w:type="spellEnd"/>
+      <w:r>
+        <w:t xml:space="preserve">, </w:t>
+      </w:r>
+      <w:proofErr w:type="spellStart"/>
+      <w:r>
+        <w:t>hình</w:t>
+      </w:r>
+      <w:proofErr w:type="spellEnd"/>
+      <w:r>
+        <w:t xml:space="preserve"> </w:t>
+      </w:r>
+      <w:proofErr w:type="spellStart"/>
+      <w:r>
+        <w:t>ảnh</w:t>
+      </w:r>
+      <w:proofErr w:type="spellEnd"/>
+      <w:r>
+        <w:t xml:space="preserve">, </w:t>
+      </w:r>
+      <w:proofErr w:type="spellStart"/>
+      <w:r>
+        <w:t>thông</w:t>
+      </w:r>
+      <w:proofErr w:type="spellEnd"/>
+      <w:r>
+        <w:t xml:space="preserve"> tin </w:t>
+      </w:r>
+      <w:proofErr w:type="spellStart"/>
+      <w:r>
+        <w:t>mô</w:t>
+      </w:r>
+      <w:proofErr w:type="spellEnd"/>
+      <w:r>
+        <w:t xml:space="preserve"> </w:t>
+      </w:r>
+      <w:proofErr w:type="spellStart"/>
+      <w:r>
+        <w:t>tả</w:t>
+      </w:r>
+      <w:proofErr w:type="spellEnd"/>
+      <w:r>
+        <w:t xml:space="preserve"> </w:t>
+      </w:r>
+      <w:proofErr w:type="spellStart"/>
+      <w:r>
+        <w:t>và</w:t>
+      </w:r>
+      <w:proofErr w:type="spellEnd"/>
+      <w:r>
+        <w:t xml:space="preserve"> </w:t>
+      </w:r>
+      <w:proofErr w:type="spellStart"/>
+      <w:r>
+        <w:t>số</w:t>
+      </w:r>
+      <w:proofErr w:type="spellEnd"/>
+      <w:r>
+        <w:t xml:space="preserve"> </w:t>
+      </w:r>
+      <w:proofErr w:type="spellStart"/>
+      <w:r>
+        <w:t>lượng</w:t>
+      </w:r>
+      <w:proofErr w:type="spellEnd"/>
+      <w:r>
+        <w:t xml:space="preserve"> </w:t>
+      </w:r>
+      <w:proofErr w:type="spellStart"/>
+      <w:r>
+        <w:t>tồn</w:t>
+      </w:r>
+      <w:proofErr w:type="spellEnd"/>
+      <w:r>
+        <w:t xml:space="preserve"> </w:t>
+      </w:r>
+      <w:proofErr w:type="spellStart"/>
+      <w:r>
+        <w:t>kho</w:t>
+      </w:r>
+      <w:proofErr w:type="spellEnd"/>
+      <w:r>
+        <w:t>.</w:t>
+      </w:r>
+    </w:p>
+    <w:p>
+      <w:pPr>
+        <w:pStyle w:val="NOIDUNG"/>
+      </w:pPr>
+      <w:r>
+        <w:rPr>
+          <w:i/>
+          <w:iCs/>
+        </w:rPr>
+        <w:lastRenderedPageBreak/>
+        <w:t xml:space="preserve">- Quản </w:t>
+      </w:r>
+      <w:proofErr w:type="spellStart"/>
+      <w:r>
+        <w:rPr>
+          <w:i/>
+          <w:iCs/>
+        </w:rPr>
+        <w:t>lý</w:t>
+      </w:r>
+      <w:proofErr w:type="spellEnd"/>
+      <w:r>
+        <w:rPr>
+          <w:i/>
+          <w:iCs/>
+        </w:rPr>
+        <w:t xml:space="preserve"> </w:t>
+      </w:r>
+      <w:proofErr w:type="spellStart"/>
+      <w:r>
+        <w:rPr>
+          <w:i/>
+          <w:iCs/>
+        </w:rPr>
+        <w:t>giỏ</w:t>
+      </w:r>
+      <w:proofErr w:type="spellEnd"/>
+      <w:r>
+        <w:rPr>
+          <w:i/>
+          <w:iCs/>
+        </w:rPr>
+        <w:t xml:space="preserve"> </w:t>
+      </w:r>
+      <w:proofErr w:type="spellStart"/>
+      <w:r>
+        <w:rPr>
+          <w:i/>
+          <w:iCs/>
+        </w:rPr>
+        <w:t>hàng</w:t>
+      </w:r>
+      <w:proofErr w:type="spellEnd"/>
+      <w:r>
+        <w:rPr>
+          <w:i/>
+          <w:iCs/>
+        </w:rPr>
+        <w:t xml:space="preserve">: </w:t>
+      </w:r>
+      <w:proofErr w:type="spellStart"/>
+      <w:r>
+        <w:t>Hệ</w:t>
+      </w:r>
+      <w:proofErr w:type="spellEnd"/>
+      <w:r>
+        <w:t xml:space="preserve"> </w:t>
+      </w:r>
+      <w:proofErr w:type="spellStart"/>
+      <w:r>
+        <w:t>thống</w:t>
+      </w:r>
+      <w:proofErr w:type="spellEnd"/>
+      <w:r>
+        <w:t xml:space="preserve"> </w:t>
+      </w:r>
+      <w:proofErr w:type="spellStart"/>
+      <w:r>
+        <w:t>tự</w:t>
+      </w:r>
+      <w:proofErr w:type="spellEnd"/>
+      <w:r>
+        <w:t xml:space="preserve"> </w:t>
+      </w:r>
+      <w:proofErr w:type="spellStart"/>
+      <w:r>
+        <w:t>động</w:t>
+      </w:r>
+      <w:proofErr w:type="spellEnd"/>
+      <w:r>
+        <w:t xml:space="preserve"> </w:t>
+      </w:r>
+      <w:proofErr w:type="spellStart"/>
+      <w:r>
+        <w:t>tính</w:t>
+      </w:r>
+      <w:proofErr w:type="spellEnd"/>
+      <w:r>
+        <w:t xml:space="preserve"> </w:t>
+      </w:r>
+      <w:proofErr w:type="spellStart"/>
+      <w:r>
+        <w:t>thành</w:t>
+      </w:r>
+      <w:proofErr w:type="spellEnd"/>
+      <w:r>
+        <w:t xml:space="preserve"> </w:t>
+      </w:r>
+      <w:proofErr w:type="spellStart"/>
+      <w:r>
+        <w:t>tiền</w:t>
+      </w:r>
+      <w:proofErr w:type="spellEnd"/>
+      <w:r>
+        <w:t xml:space="preserve"> </w:t>
+      </w:r>
+      <w:proofErr w:type="spellStart"/>
+      <w:r>
+        <w:t>của</w:t>
+      </w:r>
+      <w:proofErr w:type="spellEnd"/>
+      <w:r>
+        <w:t xml:space="preserve"> </w:t>
+      </w:r>
+      <w:proofErr w:type="spellStart"/>
+      <w:r>
+        <w:t>từng</w:t>
+      </w:r>
+      <w:proofErr w:type="spellEnd"/>
+      <w:r>
+        <w:t xml:space="preserve"> </w:t>
+      </w:r>
+      <w:proofErr w:type="spellStart"/>
+      <w:r>
+        <w:t>sản</w:t>
+      </w:r>
+      <w:proofErr w:type="spellEnd"/>
+      <w:r>
+        <w:t xml:space="preserve"> </w:t>
+      </w:r>
+      <w:proofErr w:type="spellStart"/>
+      <w:r>
+        <w:t>phẩm</w:t>
+      </w:r>
+      <w:proofErr w:type="spellEnd"/>
+      <w:r>
+        <w:t xml:space="preserve"> </w:t>
+      </w:r>
+      <w:proofErr w:type="spellStart"/>
+      <w:r>
+        <w:t>và</w:t>
+      </w:r>
+      <w:proofErr w:type="spellEnd"/>
+      <w:r>
+        <w:t xml:space="preserve"> </w:t>
+      </w:r>
+      <w:proofErr w:type="spellStart"/>
+      <w:r>
+        <w:t>tổng</w:t>
+      </w:r>
+      <w:proofErr w:type="spellEnd"/>
+      <w:r>
+        <w:t xml:space="preserve"> </w:t>
+      </w:r>
+      <w:proofErr w:type="spellStart"/>
+      <w:r>
+        <w:t>giá</w:t>
+      </w:r>
+      <w:proofErr w:type="spellEnd"/>
+      <w:r>
+        <w:t xml:space="preserve"> </w:t>
+      </w:r>
+      <w:proofErr w:type="spellStart"/>
+      <w:r>
+        <w:t>trị</w:t>
+      </w:r>
+      <w:proofErr w:type="spellEnd"/>
+      <w:r>
+        <w:t xml:space="preserve"> </w:t>
+      </w:r>
+      <w:proofErr w:type="spellStart"/>
+      <w:r>
+        <w:t>giỏ</w:t>
+      </w:r>
+      <w:proofErr w:type="spellEnd"/>
+      <w:r>
+        <w:t xml:space="preserve"> </w:t>
+      </w:r>
+      <w:proofErr w:type="spellStart"/>
+      <w:r>
+        <w:t>hàng</w:t>
+      </w:r>
+      <w:proofErr w:type="spellEnd"/>
+      <w:r>
+        <w:t xml:space="preserve">. </w:t>
+      </w:r>
+      <w:proofErr w:type="spellStart"/>
+      <w:r>
+        <w:t>Hệ</w:t>
+      </w:r>
+      <w:proofErr w:type="spellEnd"/>
+      <w:r>
+        <w:t xml:space="preserve"> </w:t>
+      </w:r>
+      <w:proofErr w:type="spellStart"/>
+      <w:r>
+        <w:t>thống</w:t>
+      </w:r>
+      <w:proofErr w:type="spellEnd"/>
+      <w:r>
+        <w:t xml:space="preserve"> </w:t>
+      </w:r>
+      <w:proofErr w:type="spellStart"/>
+      <w:r>
+        <w:t>kiểm</w:t>
+      </w:r>
+      <w:proofErr w:type="spellEnd"/>
+      <w:r>
+        <w:t xml:space="preserve"> </w:t>
+      </w:r>
+      <w:proofErr w:type="spellStart"/>
+      <w:r>
+        <w:t>tra</w:t>
+      </w:r>
+      <w:proofErr w:type="spellEnd"/>
+      <w:r>
+        <w:t xml:space="preserve"> </w:t>
+      </w:r>
+      <w:proofErr w:type="spellStart"/>
+      <w:r>
+        <w:t>số</w:t>
+      </w:r>
+      <w:proofErr w:type="spellEnd"/>
+      <w:r>
+        <w:t xml:space="preserve"> </w:t>
+      </w:r>
+      <w:proofErr w:type="spellStart"/>
+      <w:r>
+        <w:t>lượng</w:t>
+      </w:r>
+      <w:proofErr w:type="spellEnd"/>
+      <w:r>
+        <w:t xml:space="preserve"> </w:t>
+      </w:r>
+      <w:proofErr w:type="spellStart"/>
+      <w:r>
+        <w:t>tồn</w:t>
+      </w:r>
+      <w:proofErr w:type="spellEnd"/>
+      <w:r>
+        <w:t xml:space="preserve"> </w:t>
+      </w:r>
+      <w:proofErr w:type="spellStart"/>
+      <w:r>
+        <w:t>kho</w:t>
+      </w:r>
+      <w:proofErr w:type="spellEnd"/>
+      <w:r>
+        <w:t xml:space="preserve"> </w:t>
+      </w:r>
+      <w:proofErr w:type="spellStart"/>
+      <w:r>
+        <w:t>khi</w:t>
+      </w:r>
+      <w:proofErr w:type="spellEnd"/>
+      <w:r>
+        <w:t xml:space="preserve"> </w:t>
+      </w:r>
+      <w:proofErr w:type="spellStart"/>
+      <w:r>
+        <w:t>khách</w:t>
+      </w:r>
+      <w:proofErr w:type="spellEnd"/>
+      <w:r>
+        <w:t xml:space="preserve"> </w:t>
+      </w:r>
+      <w:proofErr w:type="spellStart"/>
+      <w:r>
+        <w:t>hàng</w:t>
+      </w:r>
+      <w:proofErr w:type="spellEnd"/>
+      <w:r>
+        <w:t xml:space="preserve"> </w:t>
+      </w:r>
+      <w:proofErr w:type="spellStart"/>
+      <w:r>
+        <w:t>cập</w:t>
+      </w:r>
+      <w:proofErr w:type="spellEnd"/>
+      <w:r>
+        <w:t xml:space="preserve"> </w:t>
+      </w:r>
+      <w:proofErr w:type="spellStart"/>
+      <w:r>
+        <w:t>nhật</w:t>
+      </w:r>
+      <w:proofErr w:type="spellEnd"/>
+      <w:r>
+        <w:t xml:space="preserve"> </w:t>
+      </w:r>
+      <w:proofErr w:type="spellStart"/>
+      <w:r>
+        <w:t>giỏ</w:t>
+      </w:r>
+      <w:proofErr w:type="spellEnd"/>
+      <w:r>
+        <w:t xml:space="preserve"> </w:t>
+      </w:r>
+      <w:proofErr w:type="spellStart"/>
+      <w:r>
+        <w:t>hàng</w:t>
+      </w:r>
+      <w:proofErr w:type="spellEnd"/>
+      <w:r>
+        <w:t>.</w:t>
+      </w:r>
+    </w:p>
+    <w:p>
+      <w:pPr>
+        <w:pStyle w:val="NOIDUNG"/>
+      </w:pPr>
+      <w:r>
+        <w:rPr>
+          <w:i/>
+          <w:iCs/>
+        </w:rPr>
+        <w:t xml:space="preserve">- Quản </w:t>
+      </w:r>
+      <w:proofErr w:type="spellStart"/>
+      <w:r>
+        <w:rPr>
+          <w:i/>
+          <w:iCs/>
+        </w:rPr>
+        <w:t>lý</w:t>
+      </w:r>
+      <w:proofErr w:type="spellEnd"/>
+      <w:r>
+        <w:rPr>
+          <w:i/>
+          <w:iCs/>
+        </w:rPr>
+        <w:t xml:space="preserve"> </w:t>
+      </w:r>
+      <w:proofErr w:type="spellStart"/>
+      <w:r>
+        <w:rPr>
+          <w:i/>
+          <w:iCs/>
+        </w:rPr>
+        <w:t>đơn</w:t>
+      </w:r>
+      <w:proofErr w:type="spellEnd"/>
+      <w:r>
+        <w:rPr>
+          <w:i/>
+          <w:iCs/>
+        </w:rPr>
+        <w:t xml:space="preserve"> </w:t>
+      </w:r>
+      <w:proofErr w:type="spellStart"/>
+      <w:r>
+        <w:rPr>
+          <w:i/>
+          <w:iCs/>
+        </w:rPr>
+        <w:t>hàng</w:t>
+      </w:r>
+      <w:proofErr w:type="spellEnd"/>
+      <w:r>
+        <w:rPr>
+          <w:i/>
+          <w:iCs/>
+        </w:rPr>
+        <w:t>:</w:t>
+      </w:r>
+      <w:r>
+        <w:t xml:space="preserve"> </w:t>
+      </w:r>
+      <w:proofErr w:type="spellStart"/>
+      <w:r>
+        <w:t>Khách</w:t>
+      </w:r>
+      <w:proofErr w:type="spellEnd"/>
+      <w:r>
+        <w:t xml:space="preserve"> </w:t>
+      </w:r>
+      <w:proofErr w:type="spellStart"/>
+      <w:r>
+        <w:t>hàng</w:t>
+      </w:r>
+      <w:proofErr w:type="spellEnd"/>
+      <w:r>
+        <w:t xml:space="preserve"> </w:t>
+      </w:r>
+      <w:proofErr w:type="spellStart"/>
+      <w:r>
+        <w:t>có</w:t>
+      </w:r>
+      <w:proofErr w:type="spellEnd"/>
+      <w:r>
+        <w:t xml:space="preserve"> </w:t>
+      </w:r>
+      <w:proofErr w:type="spellStart"/>
+      <w:r>
+        <w:t>thể</w:t>
+      </w:r>
+      <w:proofErr w:type="spellEnd"/>
+      <w:r>
+        <w:t xml:space="preserve"> </w:t>
+      </w:r>
+      <w:proofErr w:type="spellStart"/>
+      <w:r>
+        <w:t>xem</w:t>
+      </w:r>
+      <w:proofErr w:type="spellEnd"/>
+      <w:r>
+        <w:t xml:space="preserve"> </w:t>
+      </w:r>
+      <w:proofErr w:type="spellStart"/>
+      <w:r>
+        <w:t>danh</w:t>
+      </w:r>
+      <w:proofErr w:type="spellEnd"/>
+      <w:r>
+        <w:t xml:space="preserve"> </w:t>
+      </w:r>
+      <w:proofErr w:type="spellStart"/>
+      <w:r>
+        <w:t>sách</w:t>
+      </w:r>
+      <w:proofErr w:type="spellEnd"/>
+      <w:r>
+        <w:t xml:space="preserve"> </w:t>
+      </w:r>
+      <w:proofErr w:type="spellStart"/>
+      <w:r>
+        <w:t>và</w:t>
+      </w:r>
+      <w:proofErr w:type="spellEnd"/>
+      <w:r>
+        <w:t xml:space="preserve"> chi </w:t>
+      </w:r>
+      <w:proofErr w:type="spellStart"/>
+      <w:r>
+        <w:t>tiết</w:t>
+      </w:r>
+      <w:proofErr w:type="spellEnd"/>
+      <w:r>
+        <w:t xml:space="preserve"> </w:t>
+      </w:r>
+      <w:proofErr w:type="spellStart"/>
+      <w:r>
+        <w:t>các</w:t>
+      </w:r>
+      <w:proofErr w:type="spellEnd"/>
+      <w:r>
+        <w:t xml:space="preserve"> </w:t>
+      </w:r>
+      <w:proofErr w:type="spellStart"/>
+      <w:r>
+        <w:t>đơn</w:t>
+      </w:r>
+      <w:proofErr w:type="spellEnd"/>
+      <w:r>
+        <w:t xml:space="preserve"> </w:t>
+      </w:r>
+      <w:proofErr w:type="spellStart"/>
+      <w:r>
+        <w:t>hàng</w:t>
+      </w:r>
+      <w:proofErr w:type="spellEnd"/>
+      <w:r>
+        <w:t xml:space="preserve"> </w:t>
+      </w:r>
+      <w:proofErr w:type="spellStart"/>
+      <w:r>
+        <w:t>của</w:t>
+      </w:r>
+      <w:proofErr w:type="spellEnd"/>
+      <w:r>
+        <w:t xml:space="preserve"> </w:t>
+      </w:r>
+      <w:proofErr w:type="spellStart"/>
+      <w:r>
+        <w:t>mình</w:t>
+      </w:r>
+      <w:proofErr w:type="spellEnd"/>
+      <w:r>
+        <w:t>.</w:t>
+      </w:r>
+      <w:r>
+        <w:t xml:space="preserve"> </w:t>
+      </w:r>
+      <w:r>
+        <w:t xml:space="preserve">Quản </w:t>
+      </w:r>
+      <w:proofErr w:type="spellStart"/>
+      <w:r>
+        <w:t>trị</w:t>
+      </w:r>
+      <w:proofErr w:type="spellEnd"/>
+      <w:r>
+        <w:t xml:space="preserve"> </w:t>
+      </w:r>
+      <w:proofErr w:type="spellStart"/>
+      <w:r>
+        <w:t>viên</w:t>
+      </w:r>
+      <w:proofErr w:type="spellEnd"/>
+      <w:r>
+        <w:t xml:space="preserve"> </w:t>
+      </w:r>
+      <w:proofErr w:type="spellStart"/>
+      <w:r>
+        <w:t>có</w:t>
+      </w:r>
+      <w:proofErr w:type="spellEnd"/>
+      <w:r>
+        <w:t xml:space="preserve"> </w:t>
+      </w:r>
+      <w:proofErr w:type="spellStart"/>
+      <w:r>
+        <w:t>thể</w:t>
+      </w:r>
+      <w:proofErr w:type="spellEnd"/>
+      <w:r>
+        <w:t xml:space="preserve"> </w:t>
+      </w:r>
+      <w:proofErr w:type="spellStart"/>
+      <w:r>
+        <w:t>xem</w:t>
+      </w:r>
+      <w:proofErr w:type="spellEnd"/>
+      <w:r>
+        <w:t xml:space="preserve"> </w:t>
+      </w:r>
+      <w:proofErr w:type="spellStart"/>
+      <w:r>
+        <w:t>danh</w:t>
+      </w:r>
+      <w:proofErr w:type="spellEnd"/>
+      <w:r>
+        <w:t xml:space="preserve"> </w:t>
+      </w:r>
+      <w:proofErr w:type="spellStart"/>
+      <w:r>
+        <w:t>sách</w:t>
+      </w:r>
+      <w:proofErr w:type="spellEnd"/>
+      <w:r>
+        <w:t xml:space="preserve"> </w:t>
+      </w:r>
+      <w:proofErr w:type="spellStart"/>
+      <w:r>
+        <w:t>tất</w:t>
+      </w:r>
+      <w:proofErr w:type="spellEnd"/>
+      <w:r>
+        <w:t xml:space="preserve"> </w:t>
+      </w:r>
+      <w:proofErr w:type="spellStart"/>
+      <w:r>
+        <w:t>cả</w:t>
+      </w:r>
+      <w:proofErr w:type="spellEnd"/>
+      <w:r>
+        <w:t xml:space="preserve"> </w:t>
+      </w:r>
+      <w:proofErr w:type="spellStart"/>
+      <w:r>
+        <w:t>đơn</w:t>
+      </w:r>
+      <w:proofErr w:type="spellEnd"/>
+      <w:r>
+        <w:t xml:space="preserve"> </w:t>
+      </w:r>
+      <w:proofErr w:type="spellStart"/>
+      <w:r>
+        <w:t>hàng</w:t>
+      </w:r>
+      <w:proofErr w:type="spellEnd"/>
+      <w:r>
+        <w:t xml:space="preserve">, </w:t>
+      </w:r>
+      <w:proofErr w:type="spellStart"/>
+      <w:r>
+        <w:t>được</w:t>
+      </w:r>
+      <w:proofErr w:type="spellEnd"/>
+      <w:r>
+        <w:t xml:space="preserve"> </w:t>
+      </w:r>
+      <w:proofErr w:type="spellStart"/>
+      <w:r>
+        <w:t>phép</w:t>
+      </w:r>
+      <w:proofErr w:type="spellEnd"/>
+      <w:r>
+        <w:t xml:space="preserve"> </w:t>
+      </w:r>
+      <w:proofErr w:type="spellStart"/>
+      <w:r>
+        <w:t>cập</w:t>
+      </w:r>
+      <w:proofErr w:type="spellEnd"/>
+      <w:r>
+        <w:t xml:space="preserve"> </w:t>
+      </w:r>
+      <w:proofErr w:type="spellStart"/>
+      <w:r>
+        <w:t>nhật</w:t>
+      </w:r>
+      <w:proofErr w:type="spellEnd"/>
+      <w:r>
+        <w:t xml:space="preserve"> </w:t>
+      </w:r>
+      <w:proofErr w:type="spellStart"/>
+      <w:r>
+        <w:t>trạng</w:t>
+      </w:r>
+      <w:proofErr w:type="spellEnd"/>
+      <w:r>
+        <w:t xml:space="preserve"> </w:t>
+      </w:r>
+      <w:proofErr w:type="spellStart"/>
+      <w:r>
+        <w:t>thái</w:t>
+      </w:r>
+      <w:proofErr w:type="spellEnd"/>
+      <w:r>
+        <w:t xml:space="preserve"> </w:t>
+      </w:r>
+      <w:proofErr w:type="spellStart"/>
+      <w:r>
+        <w:t>đơn</w:t>
+      </w:r>
+      <w:proofErr w:type="spellEnd"/>
+      <w:r>
+        <w:t xml:space="preserve"> </w:t>
+      </w:r>
+      <w:proofErr w:type="spellStart"/>
+      <w:r>
+        <w:t>hàng</w:t>
+      </w:r>
+      <w:proofErr w:type="spellEnd"/>
+    </w:p>
+    <w:p>
+      <w:pPr>
+        <w:pStyle w:val="NOIDUNG"/>
+      </w:pPr>
+      <w:r>
+        <w:rPr>
+          <w:i/>
+          <w:iCs/>
+        </w:rPr>
+        <w:t xml:space="preserve">- Quản </w:t>
+      </w:r>
+      <w:proofErr w:type="spellStart"/>
+      <w:r>
+        <w:rPr>
+          <w:i/>
+          <w:iCs/>
+        </w:rPr>
+        <w:t>lý</w:t>
+      </w:r>
+      <w:proofErr w:type="spellEnd"/>
+      <w:r>
+        <w:rPr>
+          <w:i/>
+          <w:iCs/>
+        </w:rPr>
+        <w:t xml:space="preserve"> </w:t>
+      </w:r>
+      <w:proofErr w:type="spellStart"/>
+      <w:r>
+        <w:rPr>
+          <w:i/>
+          <w:iCs/>
+        </w:rPr>
+        <w:t>và</w:t>
+      </w:r>
+      <w:proofErr w:type="spellEnd"/>
+      <w:r>
+        <w:rPr>
+          <w:i/>
+          <w:iCs/>
+        </w:rPr>
+        <w:t xml:space="preserve"> </w:t>
+      </w:r>
+      <w:proofErr w:type="spellStart"/>
+      <w:r>
+        <w:rPr>
+          <w:i/>
+          <w:iCs/>
+        </w:rPr>
+        <w:t>thống</w:t>
+      </w:r>
+      <w:proofErr w:type="spellEnd"/>
+      <w:r>
+        <w:rPr>
+          <w:i/>
+          <w:iCs/>
+        </w:rPr>
+        <w:t xml:space="preserve"> </w:t>
+      </w:r>
+      <w:proofErr w:type="spellStart"/>
+      <w:r>
+        <w:rPr>
+          <w:i/>
+          <w:iCs/>
+        </w:rPr>
+        <w:t>kê</w:t>
+      </w:r>
+      <w:proofErr w:type="spellEnd"/>
+      <w:r>
+        <w:rPr>
+          <w:i/>
+          <w:iCs/>
+        </w:rPr>
+        <w:t>:</w:t>
+      </w:r>
+      <w:r>
+        <w:t xml:space="preserve"> </w:t>
+      </w:r>
+      <w:proofErr w:type="spellStart"/>
+      <w:r>
+        <w:t>Thống</w:t>
+      </w:r>
+      <w:proofErr w:type="spellEnd"/>
+      <w:r>
+        <w:t xml:space="preserve"> </w:t>
+      </w:r>
+      <w:proofErr w:type="spellStart"/>
+      <w:r>
+        <w:t>kê</w:t>
+      </w:r>
+      <w:proofErr w:type="spellEnd"/>
+      <w:r>
+        <w:t xml:space="preserve"> </w:t>
+      </w:r>
+      <w:proofErr w:type="spellStart"/>
+      <w:r>
+        <w:t>doanh</w:t>
+      </w:r>
+      <w:proofErr w:type="spellEnd"/>
+      <w:r>
+        <w:t xml:space="preserve"> </w:t>
+      </w:r>
+      <w:proofErr w:type="spellStart"/>
+      <w:r>
+        <w:t>thu</w:t>
+      </w:r>
+      <w:proofErr w:type="spellEnd"/>
+      <w:r>
+        <w:t xml:space="preserve">, </w:t>
+      </w:r>
+      <w:proofErr w:type="spellStart"/>
+      <w:r>
+        <w:t>sản</w:t>
+      </w:r>
+      <w:proofErr w:type="spellEnd"/>
+      <w:r>
+        <w:t xml:space="preserve"> </w:t>
+      </w:r>
+      <w:proofErr w:type="spellStart"/>
+      <w:r>
+        <w:t>phẩm</w:t>
+      </w:r>
+      <w:proofErr w:type="spellEnd"/>
+      <w:r>
+        <w:t xml:space="preserve"> </w:t>
+      </w:r>
+      <w:proofErr w:type="spellStart"/>
+      <w:r>
+        <w:t>bán</w:t>
+      </w:r>
+      <w:proofErr w:type="spellEnd"/>
+      <w:r>
+        <w:t xml:space="preserve"> </w:t>
+      </w:r>
+      <w:proofErr w:type="spellStart"/>
+      <w:r>
+        <w:t>được</w:t>
+      </w:r>
+      <w:proofErr w:type="spellEnd"/>
+      <w:r>
+        <w:t xml:space="preserve"> </w:t>
+      </w:r>
+      <w:proofErr w:type="spellStart"/>
+      <w:r>
+        <w:t>trong</w:t>
+      </w:r>
+      <w:proofErr w:type="spellEnd"/>
+      <w:r>
+        <w:t xml:space="preserve"> </w:t>
+      </w:r>
+      <w:proofErr w:type="spellStart"/>
+      <w:r>
+        <w:t>một</w:t>
+      </w:r>
+      <w:proofErr w:type="spellEnd"/>
+      <w:r>
+        <w:t xml:space="preserve"> </w:t>
+      </w:r>
+      <w:proofErr w:type="spellStart"/>
+      <w:r>
+        <w:t>khoảng</w:t>
+      </w:r>
+      <w:proofErr w:type="spellEnd"/>
+      <w:r>
+        <w:t xml:space="preserve"> </w:t>
+      </w:r>
+      <w:proofErr w:type="spellStart"/>
+      <w:r>
+        <w:t>thời</w:t>
+      </w:r>
+      <w:proofErr w:type="spellEnd"/>
+      <w:r>
+        <w:t xml:space="preserve"> </w:t>
+      </w:r>
+      <w:proofErr w:type="spellStart"/>
+      <w:r>
+        <w:t>gian</w:t>
+      </w:r>
+      <w:proofErr w:type="spellEnd"/>
+      <w:r>
+        <w:t xml:space="preserve"> </w:t>
+      </w:r>
+      <w:proofErr w:type="spellStart"/>
+      <w:r>
+        <w:t>nhất</w:t>
+      </w:r>
+      <w:proofErr w:type="spellEnd"/>
+      <w:r>
+        <w:t xml:space="preserve"> </w:t>
+      </w:r>
+      <w:proofErr w:type="spellStart"/>
+      <w:r>
+        <w:t>định</w:t>
+      </w:r>
+      <w:proofErr w:type="spellEnd"/>
+      <w:r>
+        <w:t>.</w:t>
+      </w:r>
+    </w:p>
+    <w:p>
+      <w:pPr>
         <w:pStyle w:val="Heading3"/>
       </w:pPr>
       <w:bookmarkStart w:id="14" w:name="_Toc240914013"/>
@@ -41441,6 +45404,1201 @@
       </w:r>
       <w:bookmarkEnd w:id="14"/>
       <w:proofErr w:type="spellEnd"/>
+    </w:p>
+    <w:p>
+      <w:pPr>
+        <w:pStyle w:val="NOIDUNG"/>
+      </w:pPr>
+      <w:proofErr w:type="spellStart"/>
+      <w:r>
+        <w:t>Bên</w:t>
+      </w:r>
+      <w:proofErr w:type="spellEnd"/>
+      <w:r>
+        <w:t xml:space="preserve"> </w:t>
+      </w:r>
+      <w:proofErr w:type="spellStart"/>
+      <w:r>
+        <w:t>cạnh</w:t>
+      </w:r>
+      <w:proofErr w:type="spellEnd"/>
+      <w:r>
+        <w:t xml:space="preserve"> </w:t>
+      </w:r>
+      <w:proofErr w:type="spellStart"/>
+      <w:r>
+        <w:t>các</w:t>
+      </w:r>
+      <w:proofErr w:type="spellEnd"/>
+      <w:r>
+        <w:t xml:space="preserve"> </w:t>
+      </w:r>
+      <w:proofErr w:type="spellStart"/>
+      <w:r>
+        <w:t>chức</w:t>
+      </w:r>
+      <w:proofErr w:type="spellEnd"/>
+      <w:r>
+        <w:t xml:space="preserve"> </w:t>
+      </w:r>
+      <w:proofErr w:type="spellStart"/>
+      <w:r>
+        <w:t>năng</w:t>
+      </w:r>
+      <w:proofErr w:type="spellEnd"/>
+      <w:r>
+        <w:t xml:space="preserve"> </w:t>
+      </w:r>
+      <w:proofErr w:type="spellStart"/>
+      <w:r>
+        <w:t>nghiệp</w:t>
+      </w:r>
+      <w:proofErr w:type="spellEnd"/>
+      <w:r>
+        <w:t xml:space="preserve"> </w:t>
+      </w:r>
+      <w:proofErr w:type="spellStart"/>
+      <w:r>
+        <w:t>vụ</w:t>
+      </w:r>
+      <w:proofErr w:type="spellEnd"/>
+      <w:r>
+        <w:t xml:space="preserve">, </w:t>
+      </w:r>
+      <w:proofErr w:type="spellStart"/>
+      <w:r>
+        <w:t>hệ</w:t>
+      </w:r>
+      <w:proofErr w:type="spellEnd"/>
+      <w:r>
+        <w:t xml:space="preserve"> </w:t>
+      </w:r>
+      <w:proofErr w:type="spellStart"/>
+      <w:r>
+        <w:t>thống</w:t>
+      </w:r>
+      <w:proofErr w:type="spellEnd"/>
+      <w:r>
+        <w:t xml:space="preserve"> </w:t>
+      </w:r>
+      <w:proofErr w:type="spellStart"/>
+      <w:r>
+        <w:t>cần</w:t>
+      </w:r>
+      <w:proofErr w:type="spellEnd"/>
+      <w:r>
+        <w:t xml:space="preserve"> </w:t>
+      </w:r>
+      <w:proofErr w:type="spellStart"/>
+      <w:r>
+        <w:t>đáp</w:t>
+      </w:r>
+      <w:proofErr w:type="spellEnd"/>
+      <w:r>
+        <w:t xml:space="preserve"> </w:t>
+      </w:r>
+      <w:proofErr w:type="spellStart"/>
+      <w:r>
+        <w:t>ứng</w:t>
+      </w:r>
+      <w:proofErr w:type="spellEnd"/>
+      <w:r>
+        <w:t xml:space="preserve"> </w:t>
+      </w:r>
+      <w:proofErr w:type="spellStart"/>
+      <w:r>
+        <w:t>các</w:t>
+      </w:r>
+      <w:proofErr w:type="spellEnd"/>
+      <w:r>
+        <w:t xml:space="preserve"> </w:t>
+      </w:r>
+      <w:proofErr w:type="spellStart"/>
+      <w:r>
+        <w:t>yêu</w:t>
+      </w:r>
+      <w:proofErr w:type="spellEnd"/>
+      <w:r>
+        <w:t xml:space="preserve"> </w:t>
+      </w:r>
+      <w:proofErr w:type="spellStart"/>
+      <w:r>
+        <w:t>cầu</w:t>
+      </w:r>
+      <w:proofErr w:type="spellEnd"/>
+      <w:r>
+        <w:t xml:space="preserve"> phi </w:t>
+      </w:r>
+      <w:proofErr w:type="spellStart"/>
+      <w:r>
+        <w:t>chức</w:t>
+      </w:r>
+      <w:proofErr w:type="spellEnd"/>
+      <w:r>
+        <w:t xml:space="preserve"> </w:t>
+      </w:r>
+      <w:proofErr w:type="spellStart"/>
+      <w:r>
+        <w:t>năng</w:t>
+      </w:r>
+      <w:proofErr w:type="spellEnd"/>
+      <w:r>
+        <w:t xml:space="preserve"> </w:t>
+      </w:r>
+      <w:proofErr w:type="spellStart"/>
+      <w:r>
+        <w:t>nhằm</w:t>
+      </w:r>
+      <w:proofErr w:type="spellEnd"/>
+      <w:r>
+        <w:t xml:space="preserve"> </w:t>
+      </w:r>
+      <w:proofErr w:type="spellStart"/>
+      <w:r>
+        <w:t>đảm</w:t>
+      </w:r>
+      <w:proofErr w:type="spellEnd"/>
+      <w:r>
+        <w:t xml:space="preserve"> </w:t>
+      </w:r>
+      <w:proofErr w:type="spellStart"/>
+      <w:r>
+        <w:t>bảo</w:t>
+      </w:r>
+      <w:proofErr w:type="spellEnd"/>
+      <w:r>
+        <w:t xml:space="preserve"> </w:t>
+      </w:r>
+      <w:proofErr w:type="spellStart"/>
+      <w:r>
+        <w:t>tính</w:t>
+      </w:r>
+      <w:proofErr w:type="spellEnd"/>
+      <w:r>
+        <w:t xml:space="preserve"> </w:t>
+      </w:r>
+      <w:proofErr w:type="spellStart"/>
+      <w:r>
+        <w:t>ổn</w:t>
+      </w:r>
+      <w:proofErr w:type="spellEnd"/>
+      <w:r>
+        <w:t xml:space="preserve"> </w:t>
+      </w:r>
+      <w:proofErr w:type="spellStart"/>
+      <w:r>
+        <w:t>định</w:t>
+      </w:r>
+      <w:proofErr w:type="spellEnd"/>
+      <w:r>
+        <w:t xml:space="preserve">, </w:t>
+      </w:r>
+      <w:proofErr w:type="spellStart"/>
+      <w:r>
+        <w:t>bảo</w:t>
+      </w:r>
+      <w:proofErr w:type="spellEnd"/>
+      <w:r>
+        <w:t xml:space="preserve"> </w:t>
+      </w:r>
+      <w:proofErr w:type="spellStart"/>
+      <w:r>
+        <w:t>mật</w:t>
+      </w:r>
+      <w:proofErr w:type="spellEnd"/>
+      <w:r>
+        <w:t xml:space="preserve"> </w:t>
+      </w:r>
+      <w:proofErr w:type="spellStart"/>
+      <w:r>
+        <w:t>và</w:t>
+      </w:r>
+      <w:proofErr w:type="spellEnd"/>
+      <w:r>
+        <w:t xml:space="preserve"> </w:t>
+      </w:r>
+      <w:proofErr w:type="spellStart"/>
+      <w:r>
+        <w:t>khả</w:t>
+      </w:r>
+      <w:proofErr w:type="spellEnd"/>
+      <w:r>
+        <w:t xml:space="preserve"> </w:t>
+      </w:r>
+      <w:proofErr w:type="spellStart"/>
+      <w:r>
+        <w:t>năng</w:t>
+      </w:r>
+      <w:proofErr w:type="spellEnd"/>
+      <w:r>
+        <w:t xml:space="preserve"> </w:t>
+      </w:r>
+      <w:proofErr w:type="spellStart"/>
+      <w:r>
+        <w:t>sử</w:t>
+      </w:r>
+      <w:proofErr w:type="spellEnd"/>
+      <w:r>
+        <w:t xml:space="preserve"> </w:t>
+      </w:r>
+      <w:proofErr w:type="spellStart"/>
+      <w:r>
+        <w:t>dụng</w:t>
+      </w:r>
+      <w:proofErr w:type="spellEnd"/>
+      <w:r>
+        <w:t>.</w:t>
+      </w:r>
+      <w:r>
+        <w:t xml:space="preserve"> </w:t>
+      </w:r>
+      <w:proofErr w:type="spellStart"/>
+      <w:r>
+        <w:t>Dưới</w:t>
+      </w:r>
+      <w:proofErr w:type="spellEnd"/>
+      <w:r>
+        <w:t xml:space="preserve"> </w:t>
+      </w:r>
+      <w:proofErr w:type="spellStart"/>
+      <w:r>
+        <w:t>đây</w:t>
+      </w:r>
+      <w:proofErr w:type="spellEnd"/>
+      <w:r>
+        <w:t xml:space="preserve"> </w:t>
+      </w:r>
+      <w:proofErr w:type="spellStart"/>
+      <w:r>
+        <w:t>là</w:t>
+      </w:r>
+      <w:proofErr w:type="spellEnd"/>
+      <w:r>
+        <w:t xml:space="preserve"> </w:t>
+      </w:r>
+      <w:proofErr w:type="spellStart"/>
+      <w:r>
+        <w:t>các</w:t>
+      </w:r>
+      <w:proofErr w:type="spellEnd"/>
+      <w:r>
+        <w:t xml:space="preserve"> </w:t>
+      </w:r>
+      <w:proofErr w:type="spellStart"/>
+      <w:r>
+        <w:t>yêu</w:t>
+      </w:r>
+      <w:proofErr w:type="spellEnd"/>
+      <w:r>
+        <w:t xml:space="preserve"> </w:t>
+      </w:r>
+      <w:proofErr w:type="spellStart"/>
+      <w:r>
+        <w:t>cầu</w:t>
+      </w:r>
+      <w:proofErr w:type="spellEnd"/>
+      <w:r>
+        <w:t xml:space="preserve"> phi </w:t>
+      </w:r>
+      <w:proofErr w:type="spellStart"/>
+      <w:r>
+        <w:t>chức</w:t>
+      </w:r>
+      <w:proofErr w:type="spellEnd"/>
+      <w:r>
+        <w:t xml:space="preserve"> </w:t>
+      </w:r>
+      <w:proofErr w:type="spellStart"/>
+      <w:r>
+        <w:t>năng</w:t>
+      </w:r>
+      <w:proofErr w:type="spellEnd"/>
+      <w:r>
+        <w:t xml:space="preserve"> </w:t>
+      </w:r>
+      <w:proofErr w:type="spellStart"/>
+      <w:r>
+        <w:t>của</w:t>
+      </w:r>
+      <w:proofErr w:type="spellEnd"/>
+      <w:r>
+        <w:t xml:space="preserve"> </w:t>
+      </w:r>
+      <w:proofErr w:type="spellStart"/>
+      <w:r>
+        <w:t>hệ</w:t>
+      </w:r>
+      <w:proofErr w:type="spellEnd"/>
+      <w:r>
+        <w:t xml:space="preserve"> </w:t>
+      </w:r>
+      <w:proofErr w:type="spellStart"/>
+      <w:r>
+        <w:t>thống</w:t>
+      </w:r>
+      <w:proofErr w:type="spellEnd"/>
+      <w:r>
+        <w:t>:</w:t>
+      </w:r>
+    </w:p>
+    <w:p>
+      <w:pPr>
+        <w:pStyle w:val="NOIDUNG"/>
+      </w:pPr>
+      <w:r>
+        <w:rPr>
+          <w:i/>
+          <w:iCs/>
+        </w:rPr>
+        <w:t xml:space="preserve">- </w:t>
+      </w:r>
+      <w:proofErr w:type="spellStart"/>
+      <w:r>
+        <w:rPr>
+          <w:i/>
+          <w:iCs/>
+        </w:rPr>
+        <w:t>Dễ</w:t>
+      </w:r>
+      <w:proofErr w:type="spellEnd"/>
+      <w:r>
+        <w:rPr>
+          <w:i/>
+          <w:iCs/>
+        </w:rPr>
+        <w:t xml:space="preserve"> </w:t>
+      </w:r>
+      <w:proofErr w:type="spellStart"/>
+      <w:r>
+        <w:rPr>
+          <w:i/>
+          <w:iCs/>
+        </w:rPr>
+        <w:t>sử</w:t>
+      </w:r>
+      <w:proofErr w:type="spellEnd"/>
+      <w:r>
+        <w:rPr>
+          <w:i/>
+          <w:iCs/>
+        </w:rPr>
+        <w:t xml:space="preserve"> </w:t>
+      </w:r>
+      <w:proofErr w:type="spellStart"/>
+      <w:r>
+        <w:rPr>
+          <w:i/>
+          <w:iCs/>
+        </w:rPr>
+        <w:t>dụng</w:t>
+      </w:r>
+      <w:proofErr w:type="spellEnd"/>
+      <w:r>
+        <w:rPr>
+          <w:i/>
+          <w:iCs/>
+        </w:rPr>
+        <w:t>:</w:t>
+      </w:r>
+      <w:r>
+        <w:t xml:space="preserve"> Giao </w:t>
+      </w:r>
+      <w:proofErr w:type="spellStart"/>
+      <w:r>
+        <w:t>diện</w:t>
+      </w:r>
+      <w:proofErr w:type="spellEnd"/>
+      <w:r>
+        <w:t xml:space="preserve"> </w:t>
+      </w:r>
+      <w:proofErr w:type="spellStart"/>
+      <w:r>
+        <w:t>trực</w:t>
+      </w:r>
+      <w:proofErr w:type="spellEnd"/>
+      <w:r>
+        <w:t xml:space="preserve"> </w:t>
+      </w:r>
+      <w:proofErr w:type="spellStart"/>
+      <w:r>
+        <w:t>quan</w:t>
+      </w:r>
+      <w:proofErr w:type="spellEnd"/>
+      <w:r>
+        <w:t xml:space="preserve"> </w:t>
+      </w:r>
+      <w:proofErr w:type="spellStart"/>
+      <w:r>
+        <w:t>dễ</w:t>
+      </w:r>
+      <w:proofErr w:type="spellEnd"/>
+      <w:r>
+        <w:t xml:space="preserve"> </w:t>
+      </w:r>
+      <w:proofErr w:type="spellStart"/>
+      <w:r>
+        <w:t>sử</w:t>
+      </w:r>
+      <w:proofErr w:type="spellEnd"/>
+      <w:r>
+        <w:t xml:space="preserve"> </w:t>
+      </w:r>
+      <w:proofErr w:type="spellStart"/>
+      <w:r>
+        <w:t>dụng</w:t>
+      </w:r>
+      <w:proofErr w:type="spellEnd"/>
+      <w:r>
+        <w:t xml:space="preserve">, </w:t>
+      </w:r>
+      <w:proofErr w:type="spellStart"/>
+      <w:r>
+        <w:t>khi</w:t>
+      </w:r>
+      <w:proofErr w:type="spellEnd"/>
+      <w:r>
+        <w:t xml:space="preserve"> </w:t>
+      </w:r>
+      <w:proofErr w:type="spellStart"/>
+      <w:r>
+        <w:t>có</w:t>
+      </w:r>
+      <w:proofErr w:type="spellEnd"/>
+      <w:r>
+        <w:t xml:space="preserve"> </w:t>
+      </w:r>
+      <w:proofErr w:type="spellStart"/>
+      <w:r>
+        <w:t>thông</w:t>
+      </w:r>
+      <w:proofErr w:type="spellEnd"/>
+      <w:r>
+        <w:t xml:space="preserve"> </w:t>
+      </w:r>
+      <w:proofErr w:type="spellStart"/>
+      <w:r>
+        <w:t>báo</w:t>
+      </w:r>
+      <w:proofErr w:type="spellEnd"/>
+      <w:r>
+        <w:t xml:space="preserve"> </w:t>
+      </w:r>
+      <w:proofErr w:type="spellStart"/>
+      <w:r>
+        <w:t>lỗi</w:t>
+      </w:r>
+      <w:proofErr w:type="spellEnd"/>
+      <w:r>
+        <w:t xml:space="preserve"> </w:t>
+      </w:r>
+      <w:proofErr w:type="spellStart"/>
+      <w:r>
+        <w:t>cần</w:t>
+      </w:r>
+      <w:proofErr w:type="spellEnd"/>
+      <w:r>
+        <w:t xml:space="preserve"> </w:t>
+      </w:r>
+      <w:proofErr w:type="spellStart"/>
+      <w:r>
+        <w:t>hiển</w:t>
+      </w:r>
+      <w:proofErr w:type="spellEnd"/>
+      <w:r>
+        <w:t xml:space="preserve"> </w:t>
+      </w:r>
+      <w:proofErr w:type="spellStart"/>
+      <w:r>
+        <w:t>thị</w:t>
+      </w:r>
+      <w:proofErr w:type="spellEnd"/>
+      <w:r>
+        <w:t xml:space="preserve"> </w:t>
+      </w:r>
+      <w:proofErr w:type="spellStart"/>
+      <w:r>
+        <w:t>đúng</w:t>
+      </w:r>
+      <w:proofErr w:type="spellEnd"/>
+      <w:r>
+        <w:t xml:space="preserve">, </w:t>
+      </w:r>
+      <w:proofErr w:type="spellStart"/>
+      <w:r>
+        <w:t>chính</w:t>
+      </w:r>
+      <w:proofErr w:type="spellEnd"/>
+      <w:r>
+        <w:t xml:space="preserve"> </w:t>
+      </w:r>
+      <w:proofErr w:type="spellStart"/>
+      <w:r>
+        <w:t>xác</w:t>
+      </w:r>
+      <w:proofErr w:type="spellEnd"/>
+      <w:r>
+        <w:t xml:space="preserve"> </w:t>
+      </w:r>
+      <w:proofErr w:type="spellStart"/>
+      <w:r>
+        <w:t>lỗi</w:t>
+      </w:r>
+      <w:proofErr w:type="spellEnd"/>
+      <w:r>
+        <w:t xml:space="preserve"> </w:t>
+      </w:r>
+      <w:proofErr w:type="spellStart"/>
+      <w:r>
+        <w:t>cho</w:t>
+      </w:r>
+      <w:proofErr w:type="spellEnd"/>
+      <w:r>
+        <w:t xml:space="preserve"> </w:t>
+      </w:r>
+      <w:proofErr w:type="spellStart"/>
+      <w:r>
+        <w:t>người</w:t>
+      </w:r>
+      <w:proofErr w:type="spellEnd"/>
+      <w:r>
+        <w:t xml:space="preserve"> </w:t>
+      </w:r>
+      <w:proofErr w:type="spellStart"/>
+      <w:r>
+        <w:t>dùng</w:t>
+      </w:r>
+      <w:proofErr w:type="spellEnd"/>
+      <w:r>
+        <w:t xml:space="preserve">. </w:t>
+      </w:r>
+      <w:r>
+        <w:t xml:space="preserve">Giao </w:t>
+      </w:r>
+      <w:proofErr w:type="spellStart"/>
+      <w:r>
+        <w:t>diện</w:t>
+      </w:r>
+      <w:proofErr w:type="spellEnd"/>
+      <w:r>
+        <w:t xml:space="preserve"> </w:t>
+      </w:r>
+      <w:proofErr w:type="spellStart"/>
+      <w:r>
+        <w:t>cần</w:t>
+      </w:r>
+      <w:proofErr w:type="spellEnd"/>
+      <w:r>
+        <w:t xml:space="preserve"> </w:t>
+      </w:r>
+      <w:proofErr w:type="spellStart"/>
+      <w:r>
+        <w:t>có</w:t>
+      </w:r>
+      <w:proofErr w:type="spellEnd"/>
+      <w:r>
+        <w:t xml:space="preserve"> </w:t>
+      </w:r>
+      <w:proofErr w:type="spellStart"/>
+      <w:r>
+        <w:t>khả</w:t>
+      </w:r>
+      <w:proofErr w:type="spellEnd"/>
+      <w:r>
+        <w:t xml:space="preserve"> </w:t>
+      </w:r>
+      <w:proofErr w:type="spellStart"/>
+      <w:r>
+        <w:t>năng</w:t>
+      </w:r>
+      <w:proofErr w:type="spellEnd"/>
+      <w:r>
+        <w:t xml:space="preserve"> </w:t>
+      </w:r>
+      <w:proofErr w:type="spellStart"/>
+      <w:r>
+        <w:t>hiển</w:t>
+      </w:r>
+      <w:proofErr w:type="spellEnd"/>
+      <w:r>
+        <w:t xml:space="preserve"> </w:t>
+      </w:r>
+      <w:proofErr w:type="spellStart"/>
+      <w:r>
+        <w:t>thị</w:t>
+      </w:r>
+      <w:proofErr w:type="spellEnd"/>
+      <w:r>
+        <w:t xml:space="preserve"> </w:t>
+      </w:r>
+      <w:proofErr w:type="spellStart"/>
+      <w:r>
+        <w:t>tốt</w:t>
+      </w:r>
+      <w:proofErr w:type="spellEnd"/>
+      <w:r>
+        <w:t xml:space="preserve"> </w:t>
+      </w:r>
+      <w:proofErr w:type="spellStart"/>
+      <w:r>
+        <w:t>trên</w:t>
+      </w:r>
+      <w:proofErr w:type="spellEnd"/>
+      <w:r>
+        <w:t xml:space="preserve"> </w:t>
+      </w:r>
+      <w:proofErr w:type="spellStart"/>
+      <w:r>
+        <w:t>các</w:t>
+      </w:r>
+      <w:proofErr w:type="spellEnd"/>
+      <w:r>
+        <w:t xml:space="preserve"> </w:t>
+      </w:r>
+      <w:proofErr w:type="spellStart"/>
+      <w:r>
+        <w:t>kích</w:t>
+      </w:r>
+      <w:proofErr w:type="spellEnd"/>
+      <w:r>
+        <w:t xml:space="preserve"> </w:t>
+      </w:r>
+      <w:proofErr w:type="spellStart"/>
+      <w:r>
+        <w:t>thước</w:t>
+      </w:r>
+      <w:proofErr w:type="spellEnd"/>
+      <w:r>
+        <w:t xml:space="preserve"> </w:t>
+      </w:r>
+      <w:proofErr w:type="spellStart"/>
+      <w:r>
+        <w:t>màn</w:t>
+      </w:r>
+      <w:proofErr w:type="spellEnd"/>
+      <w:r>
+        <w:t xml:space="preserve"> </w:t>
+      </w:r>
+      <w:proofErr w:type="spellStart"/>
+      <w:r>
+        <w:t>hình</w:t>
+      </w:r>
+      <w:proofErr w:type="spellEnd"/>
+      <w:r>
+        <w:t xml:space="preserve"> </w:t>
+      </w:r>
+      <w:proofErr w:type="spellStart"/>
+      <w:r>
+        <w:t>khác</w:t>
+      </w:r>
+      <w:proofErr w:type="spellEnd"/>
+      <w:r>
+        <w:t xml:space="preserve"> </w:t>
+      </w:r>
+      <w:proofErr w:type="spellStart"/>
+      <w:r>
+        <w:t>nhau</w:t>
+      </w:r>
+      <w:proofErr w:type="spellEnd"/>
+      <w:r>
+        <w:t xml:space="preserve"> </w:t>
+      </w:r>
+      <w:proofErr w:type="spellStart"/>
+      <w:r>
+        <w:t>như</w:t>
+      </w:r>
+      <w:proofErr w:type="spellEnd"/>
+      <w:r>
+        <w:t xml:space="preserve"> </w:t>
+      </w:r>
+      <w:proofErr w:type="spellStart"/>
+      <w:r>
+        <w:t>máy</w:t>
+      </w:r>
+      <w:proofErr w:type="spellEnd"/>
+      <w:r>
+        <w:t xml:space="preserve"> </w:t>
+      </w:r>
+      <w:proofErr w:type="spellStart"/>
+      <w:r>
+        <w:t>tính</w:t>
+      </w:r>
+      <w:proofErr w:type="spellEnd"/>
+      <w:r>
+        <w:t xml:space="preserve">, </w:t>
+      </w:r>
+      <w:proofErr w:type="spellStart"/>
+      <w:r>
+        <w:t>máy</w:t>
+      </w:r>
+      <w:proofErr w:type="spellEnd"/>
+      <w:r>
+        <w:t xml:space="preserve"> </w:t>
+      </w:r>
+      <w:proofErr w:type="spellStart"/>
+      <w:r>
+        <w:t>tính</w:t>
+      </w:r>
+      <w:proofErr w:type="spellEnd"/>
+      <w:r>
+        <w:t xml:space="preserve"> </w:t>
+      </w:r>
+      <w:proofErr w:type="spellStart"/>
+      <w:r>
+        <w:t>bảng</w:t>
+      </w:r>
+      <w:proofErr w:type="spellEnd"/>
+      <w:r>
+        <w:t xml:space="preserve"> </w:t>
+      </w:r>
+      <w:proofErr w:type="spellStart"/>
+      <w:r>
+        <w:t>và</w:t>
+      </w:r>
+      <w:proofErr w:type="spellEnd"/>
+      <w:r>
+        <w:t xml:space="preserve"> </w:t>
+      </w:r>
+      <w:proofErr w:type="spellStart"/>
+      <w:r>
+        <w:t>điện</w:t>
+      </w:r>
+      <w:proofErr w:type="spellEnd"/>
+      <w:r>
+        <w:t xml:space="preserve"> </w:t>
+      </w:r>
+      <w:proofErr w:type="spellStart"/>
+      <w:r>
+        <w:t>thoại</w:t>
+      </w:r>
+      <w:proofErr w:type="spellEnd"/>
+      <w:r>
+        <w:t>.</w:t>
+      </w:r>
+    </w:p>
+    <w:p>
+      <w:pPr>
+        <w:pStyle w:val="NOIDUNG"/>
+      </w:pPr>
+      <w:r>
+        <w:rPr>
+          <w:i/>
+          <w:iCs/>
+        </w:rPr>
+        <w:t xml:space="preserve">- </w:t>
+      </w:r>
+      <w:proofErr w:type="spellStart"/>
+      <w:r>
+        <w:rPr>
+          <w:i/>
+          <w:iCs/>
+        </w:rPr>
+        <w:t>Khả</w:t>
+      </w:r>
+      <w:proofErr w:type="spellEnd"/>
+      <w:r>
+        <w:rPr>
+          <w:i/>
+          <w:iCs/>
+        </w:rPr>
+        <w:t xml:space="preserve"> </w:t>
+      </w:r>
+      <w:proofErr w:type="spellStart"/>
+      <w:r>
+        <w:rPr>
+          <w:i/>
+          <w:iCs/>
+        </w:rPr>
+        <w:t>dụng</w:t>
+      </w:r>
+      <w:proofErr w:type="spellEnd"/>
+      <w:r>
+        <w:rPr>
+          <w:i/>
+          <w:iCs/>
+        </w:rPr>
+        <w:t>:</w:t>
+      </w:r>
+      <w:r>
+        <w:t xml:space="preserve"> </w:t>
+      </w:r>
+      <w:r>
+        <w:t xml:space="preserve">Các </w:t>
+      </w:r>
+      <w:proofErr w:type="spellStart"/>
+      <w:r>
+        <w:t>chức</w:t>
+      </w:r>
+      <w:proofErr w:type="spellEnd"/>
+      <w:r>
+        <w:t xml:space="preserve"> </w:t>
+      </w:r>
+      <w:proofErr w:type="spellStart"/>
+      <w:r>
+        <w:t>năng</w:t>
+      </w:r>
+      <w:proofErr w:type="spellEnd"/>
+      <w:r>
+        <w:t xml:space="preserve"> </w:t>
+      </w:r>
+      <w:proofErr w:type="spellStart"/>
+      <w:r>
+        <w:t>chính</w:t>
+      </w:r>
+      <w:proofErr w:type="spellEnd"/>
+      <w:r>
+        <w:t xml:space="preserve"> </w:t>
+      </w:r>
+      <w:proofErr w:type="spellStart"/>
+      <w:r>
+        <w:t>cần</w:t>
+      </w:r>
+      <w:proofErr w:type="spellEnd"/>
+      <w:r>
+        <w:t xml:space="preserve"> </w:t>
+      </w:r>
+      <w:proofErr w:type="spellStart"/>
+      <w:r>
+        <w:t>hoạt</w:t>
+      </w:r>
+      <w:proofErr w:type="spellEnd"/>
+      <w:r>
+        <w:t xml:space="preserve"> </w:t>
+      </w:r>
+      <w:proofErr w:type="spellStart"/>
+      <w:r>
+        <w:t>động</w:t>
+      </w:r>
+      <w:proofErr w:type="spellEnd"/>
+      <w:r>
+        <w:t xml:space="preserve"> </w:t>
+      </w:r>
+      <w:proofErr w:type="spellStart"/>
+      <w:r>
+        <w:t>ổn</w:t>
+      </w:r>
+      <w:proofErr w:type="spellEnd"/>
+      <w:r>
+        <w:t xml:space="preserve"> </w:t>
+      </w:r>
+      <w:proofErr w:type="spellStart"/>
+      <w:r>
+        <w:t>định</w:t>
+      </w:r>
+      <w:proofErr w:type="spellEnd"/>
+      <w:r>
+        <w:t xml:space="preserve"> </w:t>
+      </w:r>
+      <w:proofErr w:type="spellStart"/>
+      <w:r>
+        <w:t>trong</w:t>
+      </w:r>
+      <w:proofErr w:type="spellEnd"/>
+      <w:r>
+        <w:t xml:space="preserve"> </w:t>
+      </w:r>
+      <w:proofErr w:type="spellStart"/>
+      <w:r>
+        <w:t>xuyên</w:t>
+      </w:r>
+      <w:proofErr w:type="spellEnd"/>
+      <w:r>
+        <w:t xml:space="preserve"> </w:t>
+      </w:r>
+      <w:proofErr w:type="spellStart"/>
+      <w:r>
+        <w:t>suốt</w:t>
+      </w:r>
+      <w:proofErr w:type="spellEnd"/>
+      <w:r>
+        <w:t xml:space="preserve"> </w:t>
+      </w:r>
+      <w:proofErr w:type="spellStart"/>
+      <w:r>
+        <w:t>thời</w:t>
+      </w:r>
+      <w:proofErr w:type="spellEnd"/>
+      <w:r>
+        <w:t xml:space="preserve"> </w:t>
+      </w:r>
+      <w:proofErr w:type="spellStart"/>
+      <w:r>
+        <w:t>gian</w:t>
+      </w:r>
+      <w:proofErr w:type="spellEnd"/>
+      <w:r>
+        <w:t xml:space="preserve"> </w:t>
+      </w:r>
+      <w:proofErr w:type="spellStart"/>
+      <w:r>
+        <w:t>hệ</w:t>
+      </w:r>
+      <w:proofErr w:type="spellEnd"/>
+      <w:r>
+        <w:t xml:space="preserve"> </w:t>
+      </w:r>
+      <w:proofErr w:type="spellStart"/>
+      <w:r>
+        <w:t>thống</w:t>
+      </w:r>
+      <w:proofErr w:type="spellEnd"/>
+      <w:r>
+        <w:t xml:space="preserve"> </w:t>
+      </w:r>
+      <w:proofErr w:type="spellStart"/>
+      <w:r>
+        <w:t>được</w:t>
+      </w:r>
+      <w:proofErr w:type="spellEnd"/>
+      <w:r>
+        <w:t xml:space="preserve"> </w:t>
+      </w:r>
+      <w:proofErr w:type="spellStart"/>
+      <w:r>
+        <w:t>triển</w:t>
+      </w:r>
+      <w:proofErr w:type="spellEnd"/>
+      <w:r>
+        <w:t xml:space="preserve"> </w:t>
+      </w:r>
+      <w:proofErr w:type="spellStart"/>
+      <w:r>
+        <w:t>khai</w:t>
+      </w:r>
+      <w:proofErr w:type="spellEnd"/>
+      <w:r>
+        <w:t>.</w:t>
+      </w:r>
+    </w:p>
+    <w:p>
+      <w:pPr>
+        <w:pStyle w:val="NOIDUNG"/>
+      </w:pPr>
+      <w:r>
+        <w:rPr>
+          <w:i/>
+          <w:iCs/>
+        </w:rPr>
+        <w:t xml:space="preserve">- </w:t>
+      </w:r>
+      <w:proofErr w:type="spellStart"/>
+      <w:r>
+        <w:rPr>
+          <w:i/>
+          <w:iCs/>
+        </w:rPr>
+        <w:t>Khả</w:t>
+      </w:r>
+      <w:proofErr w:type="spellEnd"/>
+      <w:r>
+        <w:rPr>
+          <w:i/>
+          <w:iCs/>
+        </w:rPr>
+        <w:t xml:space="preserve"> </w:t>
+      </w:r>
+      <w:proofErr w:type="spellStart"/>
+      <w:r>
+        <w:rPr>
+          <w:i/>
+          <w:iCs/>
+        </w:rPr>
+        <w:t>năng</w:t>
+      </w:r>
+      <w:proofErr w:type="spellEnd"/>
+      <w:r>
+        <w:rPr>
+          <w:i/>
+          <w:iCs/>
+        </w:rPr>
+        <w:t xml:space="preserve"> </w:t>
+      </w:r>
+      <w:proofErr w:type="spellStart"/>
+      <w:r>
+        <w:rPr>
+          <w:i/>
+          <w:iCs/>
+        </w:rPr>
+        <w:t>mở</w:t>
+      </w:r>
+      <w:proofErr w:type="spellEnd"/>
+      <w:r>
+        <w:rPr>
+          <w:i/>
+          <w:iCs/>
+        </w:rPr>
+        <w:t xml:space="preserve"> </w:t>
+      </w:r>
+      <w:proofErr w:type="spellStart"/>
+      <w:r>
+        <w:rPr>
+          <w:i/>
+          <w:iCs/>
+        </w:rPr>
+        <w:t>rộng</w:t>
+      </w:r>
+      <w:proofErr w:type="spellEnd"/>
+      <w:r>
+        <w:rPr>
+          <w:i/>
+          <w:iCs/>
+        </w:rPr>
+        <w:t>:</w:t>
+      </w:r>
+      <w:r>
+        <w:t xml:space="preserve"> </w:t>
+      </w:r>
+      <w:proofErr w:type="spellStart"/>
+      <w:r>
+        <w:t>Có</w:t>
+      </w:r>
+      <w:proofErr w:type="spellEnd"/>
+      <w:r>
+        <w:t xml:space="preserve"> </w:t>
+      </w:r>
+      <w:proofErr w:type="spellStart"/>
+      <w:r>
+        <w:t>thể</w:t>
+      </w:r>
+      <w:proofErr w:type="spellEnd"/>
+      <w:r>
+        <w:t xml:space="preserve"> </w:t>
+      </w:r>
+      <w:proofErr w:type="spellStart"/>
+      <w:r>
+        <w:t>dễ</w:t>
+      </w:r>
+      <w:proofErr w:type="spellEnd"/>
+      <w:r>
+        <w:t xml:space="preserve"> </w:t>
+      </w:r>
+      <w:proofErr w:type="spellStart"/>
+      <w:r>
+        <w:t>dàng</w:t>
+      </w:r>
+      <w:proofErr w:type="spellEnd"/>
+      <w:r>
+        <w:t xml:space="preserve"> </w:t>
+      </w:r>
+      <w:proofErr w:type="spellStart"/>
+      <w:r>
+        <w:t>mở</w:t>
+      </w:r>
+      <w:proofErr w:type="spellEnd"/>
+      <w:r>
+        <w:t xml:space="preserve"> </w:t>
+      </w:r>
+      <w:proofErr w:type="spellStart"/>
+      <w:r>
+        <w:t>rộng</w:t>
+      </w:r>
+      <w:proofErr w:type="spellEnd"/>
+      <w:r>
+        <w:t xml:space="preserve"> </w:t>
+      </w:r>
+      <w:proofErr w:type="spellStart"/>
+      <w:r>
+        <w:t>hệ</w:t>
+      </w:r>
+      <w:proofErr w:type="spellEnd"/>
+      <w:r>
+        <w:t xml:space="preserve"> </w:t>
+      </w:r>
+      <w:proofErr w:type="spellStart"/>
+      <w:r>
+        <w:t>thống</w:t>
+      </w:r>
+      <w:proofErr w:type="spellEnd"/>
+      <w:r>
+        <w:t xml:space="preserve"> </w:t>
+      </w:r>
+      <w:proofErr w:type="spellStart"/>
+      <w:r>
+        <w:t>trong</w:t>
+      </w:r>
+      <w:proofErr w:type="spellEnd"/>
+      <w:r>
+        <w:t xml:space="preserve"> </w:t>
+      </w:r>
+      <w:proofErr w:type="spellStart"/>
+      <w:r>
+        <w:t>tương</w:t>
+      </w:r>
+      <w:proofErr w:type="spellEnd"/>
+      <w:r>
+        <w:t xml:space="preserve"> lai, </w:t>
+      </w:r>
+      <w:proofErr w:type="spellStart"/>
+      <w:r>
+        <w:t>thêm</w:t>
+      </w:r>
+      <w:proofErr w:type="spellEnd"/>
+      <w:r>
+        <w:t xml:space="preserve"> </w:t>
+      </w:r>
+      <w:proofErr w:type="spellStart"/>
+      <w:r>
+        <w:t>các</w:t>
+      </w:r>
+      <w:proofErr w:type="spellEnd"/>
+      <w:r>
+        <w:t xml:space="preserve"> </w:t>
+      </w:r>
+      <w:proofErr w:type="spellStart"/>
+      <w:r>
+        <w:t>chức</w:t>
+      </w:r>
+      <w:proofErr w:type="spellEnd"/>
+      <w:r>
+        <w:t xml:space="preserve"> </w:t>
+      </w:r>
+      <w:proofErr w:type="spellStart"/>
+      <w:r>
+        <w:t>năng</w:t>
+      </w:r>
+      <w:proofErr w:type="spellEnd"/>
+      <w:r>
+        <w:t xml:space="preserve"> </w:t>
+      </w:r>
+      <w:proofErr w:type="spellStart"/>
+      <w:r>
+        <w:t>mới</w:t>
+      </w:r>
+      <w:proofErr w:type="spellEnd"/>
+      <w:r>
+        <w:t xml:space="preserve"> </w:t>
+      </w:r>
+      <w:proofErr w:type="spellStart"/>
+      <w:r>
+        <w:t>một</w:t>
+      </w:r>
+      <w:proofErr w:type="spellEnd"/>
+      <w:r>
+        <w:t xml:space="preserve"> </w:t>
+      </w:r>
+      <w:proofErr w:type="spellStart"/>
+      <w:r>
+        <w:t>cách</w:t>
+      </w:r>
+      <w:proofErr w:type="spellEnd"/>
+      <w:r>
+        <w:t xml:space="preserve"> </w:t>
+      </w:r>
+      <w:proofErr w:type="spellStart"/>
+      <w:r>
+        <w:t>dễ</w:t>
+      </w:r>
+      <w:proofErr w:type="spellEnd"/>
+      <w:r>
+        <w:t xml:space="preserve"> </w:t>
+      </w:r>
+      <w:proofErr w:type="spellStart"/>
+      <w:r>
+        <w:t>dàng</w:t>
+      </w:r>
+      <w:proofErr w:type="spellEnd"/>
+      <w:r>
+        <w:t>.</w:t>
+      </w:r>
     </w:p>
     <w:p>
       <w:pPr>
@@ -41478,6 +46636,7 @@
       <w:bookmarkEnd w:id="15"/>
       <w:proofErr w:type="spellEnd"/>
     </w:p>
+    <w:p/>
     <w:p>
       <w:pPr>
         <w:pStyle w:val="Heading2"/>
@@ -41900,19 +47059,14 @@
       <w:r>
         <w:t xml:space="preserve"> </w:t>
       </w:r>
-      <w:proofErr w:type="gramStart"/>
       <w:r>
         <w:t xml:space="preserve">categories </w:t>
       </w:r>
-      <w:r>
-        <w:t xml:space="preserve"> </w:t>
-      </w:r>
       <w:proofErr w:type="spellStart"/>
       <w:r>
         <w:t>được</w:t>
       </w:r>
       <w:proofErr w:type="spellEnd"/>
-      <w:proofErr w:type="gramEnd"/>
       <w:r>
         <w:t xml:space="preserve"> </w:t>
       </w:r>
@@ -42008,6 +47162,7 @@
       <w:bookmarkStart w:id="20" w:name="_Ref240649336"/>
       <w:proofErr w:type="spellStart"/>
       <w:r>
+        <w:lastRenderedPageBreak/>
         <w:t>Bảng</w:t>
       </w:r>
       <w:proofErr w:type="spellEnd"/>
@@ -43170,7 +48325,6 @@
           </w:tcPr>
           <w:p>
             <w:r>
-              <w:lastRenderedPageBreak/>
               <w:t>2</w:t>
             </w:r>
           </w:p>
@@ -44084,6 +49238,7 @@
       <w:bookmarkStart w:id="22" w:name="_Ref241343487"/>
       <w:proofErr w:type="spellStart"/>
       <w:r>
+        <w:lastRenderedPageBreak/>
         <w:t>Bảng</w:t>
       </w:r>
       <w:proofErr w:type="spellEnd"/>
@@ -44935,7 +50090,6 @@
       </w:pPr>
       <w:proofErr w:type="spellStart"/>
       <w:r>
-        <w:lastRenderedPageBreak/>
         <w:t>Đặc</w:t>
       </w:r>
       <w:proofErr w:type="spellEnd"/>
@@ -45941,6 +51095,7 @@
       </w:pPr>
       <w:proofErr w:type="spellStart"/>
       <w:r>
+        <w:lastRenderedPageBreak/>
         <w:t>Đặc</w:t>
       </w:r>
       <w:proofErr w:type="spellEnd"/>
@@ -47021,7 +52176,6 @@
       <w:bookmarkStart w:id="25" w:name="_Ref240650721"/>
       <w:proofErr w:type="spellStart"/>
       <w:r>
-        <w:lastRenderedPageBreak/>
         <w:t>Bảng</w:t>
       </w:r>
       <w:proofErr w:type="spellEnd"/>
@@ -48043,6 +53197,7 @@
           </w:tcPr>
           <w:p>
             <w:r>
+              <w:lastRenderedPageBreak/>
               <w:t>9</w:t>
             </w:r>
           </w:p>
@@ -49069,7 +54224,6 @@
           </w:tcPr>
           <w:p>
             <w:r>
-              <w:lastRenderedPageBreak/>
               <w:t>4</w:t>
             </w:r>
           </w:p>
@@ -50097,6 +55251,7 @@
           </w:tcPr>
           <w:p>
             <w:r>
+              <w:lastRenderedPageBreak/>
               <w:t>3</w:t>
             </w:r>
           </w:p>
@@ -51061,7 +56216,6 @@
           </w:tcPr>
           <w:p>
             <w:r>
-              <w:lastRenderedPageBreak/>
               <w:t>2</w:t>
             </w:r>
           </w:p>
@@ -55006,6 +60160,19 @@
       <w:szCs w:val="24"/>
     </w:rPr>
   </w:style>
+  <w:style w:type="paragraph" w:customStyle="1" w:styleId="pdq2pgselectionanchorcontainer">
+    <w:name w:val="pdq2pg_selectionanchorcontainer"/>
+    <w:basedOn w:val="Normal"/>
+    <w:rsid w:val="006A1757"/>
+    <w:pPr>
+      <w:spacing w:before="100" w:beforeAutospacing="1" w:after="100" w:afterAutospacing="1" w:line="240" w:lineRule="auto"/>
+    </w:pPr>
+    <w:rPr>
+      <w:rFonts w:eastAsia="Times New Roman" w:cs="Times New Roman"/>
+      <w:sz w:val="24"/>
+      <w:szCs w:val="24"/>
+    </w:rPr>
+  </w:style>
 </w:styles>
 </file>
 
